--- a/CÔNG TY TNHH MTV TIẾN VÂN/TienVan_ThanhLapMoi/Điều lệ công ty_DA_DIEN.docx
+++ b/CÔNG TY TNHH MTV TIẾN VÂN/TienVan_ThanhLapMoi/Điều lệ công ty_DA_DIEN.docx
@@ -378,16 +378,217 @@
           <w:sz w:val="26"/>
           <w:szCs w:val="26"/>
         </w:rPr>
-        <w:t>Bộ</w:t>
-      </w:r>
-      <w:proofErr w:type="spellEnd"/>
-      <w:r>
-        <w:rPr>
-          <w:sz w:val="26"/>
-          <w:szCs w:val="26"/>
-        </w:rPr>
-        <w:t xml:space="preserve"> Công An</w:t>
-      </w:r>
+        <w:t>Cục</w:t>
+      </w:r>
+      <w:proofErr w:type="spellEnd"/>
+      <w:r>
+        <w:rPr>
+          <w:sz w:val="26"/>
+          <w:szCs w:val="26"/>
+        </w:rPr>
+        <w:t xml:space="preserve"> </w:t>
+      </w:r>
+      <w:proofErr w:type="spellStart"/>
+      <w:r>
+        <w:rPr>
+          <w:sz w:val="26"/>
+          <w:szCs w:val="26"/>
+        </w:rPr>
+        <w:t>trưởng</w:t>
+      </w:r>
+      <w:proofErr w:type="spellEnd"/>
+      <w:r>
+        <w:rPr>
+          <w:sz w:val="26"/>
+          <w:szCs w:val="26"/>
+        </w:rPr>
+        <w:t xml:space="preserve"> </w:t>
+      </w:r>
+      <w:proofErr w:type="spellStart"/>
+      <w:r>
+        <w:rPr>
+          <w:sz w:val="26"/>
+          <w:szCs w:val="26"/>
+        </w:rPr>
+        <w:t>cục</w:t>
+      </w:r>
+      <w:proofErr w:type="spellEnd"/>
+      <w:r>
+        <w:rPr>
+          <w:sz w:val="26"/>
+          <w:szCs w:val="26"/>
+        </w:rPr>
+        <w:t xml:space="preserve"> </w:t>
+      </w:r>
+      <w:proofErr w:type="spellStart"/>
+      <w:r>
+        <w:rPr>
+          <w:sz w:val="26"/>
+          <w:szCs w:val="26"/>
+        </w:rPr>
+        <w:t>cảnh</w:t>
+      </w:r>
+      <w:proofErr w:type="spellEnd"/>
+      <w:r>
+        <w:rPr>
+          <w:sz w:val="26"/>
+          <w:szCs w:val="26"/>
+        </w:rPr>
+        <w:t xml:space="preserve"> </w:t>
+      </w:r>
+      <w:proofErr w:type="spellStart"/>
+      <w:r>
+        <w:rPr>
+          <w:sz w:val="26"/>
+          <w:szCs w:val="26"/>
+        </w:rPr>
+        <w:t>sát</w:t>
+      </w:r>
+      <w:proofErr w:type="spellEnd"/>
+      <w:r>
+        <w:rPr>
+          <w:sz w:val="26"/>
+          <w:szCs w:val="26"/>
+        </w:rPr>
+        <w:t xml:space="preserve"> </w:t>
+      </w:r>
+      <w:proofErr w:type="spellStart"/>
+      <w:r>
+        <w:rPr>
+          <w:sz w:val="26"/>
+          <w:szCs w:val="26"/>
+        </w:rPr>
+        <w:t>quản</w:t>
+      </w:r>
+      <w:proofErr w:type="spellEnd"/>
+      <w:r>
+        <w:rPr>
+          <w:sz w:val="26"/>
+          <w:szCs w:val="26"/>
+        </w:rPr>
+        <w:t xml:space="preserve"> </w:t>
+      </w:r>
+      <w:proofErr w:type="spellStart"/>
+      <w:r>
+        <w:rPr>
+          <w:sz w:val="26"/>
+          <w:szCs w:val="26"/>
+        </w:rPr>
+        <w:t>lý</w:t>
+      </w:r>
+      <w:proofErr w:type="spellEnd"/>
+      <w:r>
+        <w:rPr>
+          <w:sz w:val="26"/>
+          <w:szCs w:val="26"/>
+        </w:rPr>
+        <w:t xml:space="preserve"> </w:t>
+      </w:r>
+      <w:proofErr w:type="spellStart"/>
+      <w:r>
+        <w:rPr>
+          <w:sz w:val="26"/>
+          <w:szCs w:val="26"/>
+        </w:rPr>
+        <w:t>hành</w:t>
+      </w:r>
+      <w:proofErr w:type="spellEnd"/>
+      <w:r>
+        <w:rPr>
+          <w:sz w:val="26"/>
+          <w:szCs w:val="26"/>
+        </w:rPr>
+        <w:t xml:space="preserve"> </w:t>
+      </w:r>
+      <w:proofErr w:type="spellStart"/>
+      <w:r>
+        <w:rPr>
+          <w:sz w:val="26"/>
+          <w:szCs w:val="26"/>
+        </w:rPr>
+        <w:t>chính</w:t>
+      </w:r>
+      <w:proofErr w:type="spellEnd"/>
+      <w:r>
+        <w:rPr>
+          <w:sz w:val="26"/>
+          <w:szCs w:val="26"/>
+        </w:rPr>
+        <w:t xml:space="preserve"> </w:t>
+      </w:r>
+      <w:proofErr w:type="spellStart"/>
+      <w:r>
+        <w:rPr>
+          <w:sz w:val="26"/>
+          <w:szCs w:val="26"/>
+        </w:rPr>
+        <w:t>về</w:t>
+      </w:r>
+      <w:proofErr w:type="spellEnd"/>
+      <w:r>
+        <w:rPr>
+          <w:sz w:val="26"/>
+          <w:szCs w:val="26"/>
+        </w:rPr>
+        <w:t xml:space="preserve"> </w:t>
+      </w:r>
+      <w:proofErr w:type="spellStart"/>
+      <w:r>
+        <w:rPr>
+          <w:sz w:val="26"/>
+          <w:szCs w:val="26"/>
+        </w:rPr>
+        <w:t>trật</w:t>
+      </w:r>
+      <w:proofErr w:type="spellEnd"/>
+      <w:r>
+        <w:rPr>
+          <w:sz w:val="26"/>
+          <w:szCs w:val="26"/>
+        </w:rPr>
+        <w:t xml:space="preserve"> </w:t>
+      </w:r>
+      <w:proofErr w:type="spellStart"/>
+      <w:r>
+        <w:rPr>
+          <w:sz w:val="26"/>
+          <w:szCs w:val="26"/>
+        </w:rPr>
+        <w:t>tự</w:t>
+      </w:r>
+      <w:proofErr w:type="spellEnd"/>
+      <w:r>
+        <w:rPr>
+          <w:sz w:val="26"/>
+          <w:szCs w:val="26"/>
+        </w:rPr>
+        <w:t xml:space="preserve"> </w:t>
+      </w:r>
+      <w:proofErr w:type="spellStart"/>
+      <w:r>
+        <w:rPr>
+          <w:sz w:val="26"/>
+          <w:szCs w:val="26"/>
+        </w:rPr>
+        <w:t>xã</w:t>
+      </w:r>
+      <w:proofErr w:type="spellEnd"/>
+      <w:r>
+        <w:rPr>
+          <w:sz w:val="26"/>
+          <w:szCs w:val="26"/>
+        </w:rPr>
+        <w:t xml:space="preserve"> </w:t>
+      </w:r>
+      <w:proofErr w:type="spellStart"/>
+      <w:r>
+        <w:rPr>
+          <w:sz w:val="26"/>
+          <w:szCs w:val="26"/>
+        </w:rPr>
+        <w:t>hội</w:t>
+      </w:r>
+      <w:proofErr w:type="spellEnd"/>
       <w:r>
         <w:rPr>
           <w:sz w:val="26"/>
@@ -2437,9 +2638,9 @@
       </w:tblPr>
       <w:tblGrid>
         <w:gridCol w:w="741"/>
-        <w:gridCol w:w="1149"/>
-        <w:gridCol w:w="5120"/>
-        <w:gridCol w:w="1649"/>
+        <w:gridCol w:w="1147"/>
+        <w:gridCol w:w="5126"/>
+        <w:gridCol w:w="1645"/>
       </w:tblGrid>
       <w:tr>
         <w:trPr>
@@ -3141,6 +3342,174 @@
           <w:p/>
         </w:tc>
       </w:tr>
+      <w:tr>
+        <w:trPr>
+          <w:jc w:val="center"/>
+        </w:trPr>
+        <w:tc>
+          <w:tcPr>
+            <w:tcW w:w="754" w:type="dxa"/>
+          </w:tcPr>
+          <w:p>
+            <w:pPr>
+              <w:rPr>
+                <w:rFonts w:ascii="Times New Roman" w:hAnsi="Times New Roman"/>
+              </w:rPr>
+            </w:pPr>
+            <w:r>
+              <w:t>6</w:t>
+            </w:r>
+          </w:p>
+        </w:tc>
+        <w:tc>
+          <w:tcPr>
+            <w:tcW w:w="1195" w:type="dxa"/>
+          </w:tcPr>
+          <w:p>
+            <w:pPr>
+              <w:rPr>
+                <w:rFonts w:ascii="Times New Roman" w:hAnsi="Times New Roman"/>
+              </w:rPr>
+            </w:pPr>
+            <w:r>
+              <w:t>4620</w:t>
+            </w:r>
+          </w:p>
+        </w:tc>
+        <w:tc>
+          <w:tcPr>
+            <w:tcW w:w="5892" w:type="dxa"/>
+          </w:tcPr>
+          <w:p>
+            <w:pPr>
+              <w:rPr>
+                <w:rFonts w:ascii="Times New Roman" w:hAnsi="Times New Roman"/>
+                <w:sz w:val="26"/>
+                <w:szCs w:val="26"/>
+              </w:rPr>
+            </w:pPr>
+            <w:r>
+              <w:t xml:space="preserve">Bán </w:t>
+            </w:r>
+            <w:proofErr w:type="spellStart"/>
+            <w:r>
+              <w:t>buôn</w:t>
+            </w:r>
+            <w:proofErr w:type="spellEnd"/>
+            <w:r>
+              <w:t xml:space="preserve"> </w:t>
+            </w:r>
+            <w:proofErr w:type="spellStart"/>
+            <w:r>
+              <w:t>nông</w:t>
+            </w:r>
+            <w:proofErr w:type="spellEnd"/>
+            <w:r>
+              <w:t xml:space="preserve">, </w:t>
+            </w:r>
+            <w:proofErr w:type="spellStart"/>
+            <w:r>
+              <w:t>lâm</w:t>
+            </w:r>
+            <w:proofErr w:type="spellEnd"/>
+            <w:r>
+              <w:t xml:space="preserve"> </w:t>
+            </w:r>
+            <w:proofErr w:type="spellStart"/>
+            <w:r>
+              <w:t>sản</w:t>
+            </w:r>
+            <w:proofErr w:type="spellEnd"/>
+            <w:r>
+              <w:t xml:space="preserve"> </w:t>
+            </w:r>
+            <w:proofErr w:type="spellStart"/>
+            <w:r>
+              <w:t>nguyên</w:t>
+            </w:r>
+            <w:proofErr w:type="spellEnd"/>
+            <w:r>
+              <w:t xml:space="preserve"> </w:t>
+            </w:r>
+            <w:proofErr w:type="spellStart"/>
+            <w:r>
+              <w:t>liệu</w:t>
+            </w:r>
+            <w:proofErr w:type="spellEnd"/>
+            <w:r>
+              <w:t xml:space="preserve"> (</w:t>
+            </w:r>
+            <w:proofErr w:type="spellStart"/>
+            <w:r>
+              <w:t>trừ</w:t>
+            </w:r>
+            <w:proofErr w:type="spellEnd"/>
+            <w:r>
+              <w:t xml:space="preserve"> </w:t>
+            </w:r>
+            <w:proofErr w:type="spellStart"/>
+            <w:r>
+              <w:t>gỗ</w:t>
+            </w:r>
+            <w:proofErr w:type="spellEnd"/>
+            <w:r>
+              <w:t xml:space="preserve">, </w:t>
+            </w:r>
+            <w:proofErr w:type="spellStart"/>
+            <w:r>
+              <w:t>tre</w:t>
+            </w:r>
+            <w:proofErr w:type="spellEnd"/>
+            <w:r>
+              <w:t xml:space="preserve">, </w:t>
+            </w:r>
+            <w:proofErr w:type="spellStart"/>
+            <w:r>
+              <w:t>nứa</w:t>
+            </w:r>
+            <w:proofErr w:type="spellEnd"/>
+            <w:r>
+              <w:t xml:space="preserve">) </w:t>
+            </w:r>
+            <w:proofErr w:type="spellStart"/>
+            <w:r>
+              <w:t>và</w:t>
+            </w:r>
+            <w:proofErr w:type="spellEnd"/>
+            <w:r>
+              <w:t xml:space="preserve"> </w:t>
+            </w:r>
+            <w:proofErr w:type="spellStart"/>
+            <w:r>
+              <w:t>động</w:t>
+            </w:r>
+            <w:proofErr w:type="spellEnd"/>
+            <w:r>
+              <w:t xml:space="preserve"> </w:t>
+            </w:r>
+            <w:proofErr w:type="spellStart"/>
+            <w:r>
+              <w:t>vật</w:t>
+            </w:r>
+            <w:proofErr w:type="spellEnd"/>
+            <w:r>
+              <w:t xml:space="preserve"> </w:t>
+            </w:r>
+            <w:proofErr w:type="spellStart"/>
+            <w:r>
+              <w:t>sống</w:t>
+            </w:r>
+            <w:proofErr w:type="spellEnd"/>
+          </w:p>
+        </w:tc>
+        <w:tc>
+          <w:tcPr>
+            <w:tcW w:w="1787" w:type="dxa"/>
+            <w:vAlign w:val="center"/>
+          </w:tcPr>
+          <w:p/>
+        </w:tc>
+      </w:tr>
     </w:tbl>
     <w:p>
       <w:pPr>
@@ -3168,6 +3537,7 @@
         <w:rPr>
           <w:rFonts w:ascii="Times New Roman" w:hAnsi="Times New Roman"/>
         </w:rPr>
+        <w:lastRenderedPageBreak/>
         <w:t>Điều</w:t>
       </w:r>
       <w:proofErr w:type="spellEnd"/>
@@ -3821,7 +4191,6 @@
           <w:szCs w:val="26"/>
           <w:lang w:val="vi-VN"/>
         </w:rPr>
-        <w:lastRenderedPageBreak/>
         <w:t xml:space="preserve">Ngày cấp: </w:t>
       </w:r>
       <w:r>
@@ -3855,16 +4224,217 @@
           <w:sz w:val="26"/>
           <w:szCs w:val="26"/>
         </w:rPr>
-        <w:t>Bộ</w:t>
-      </w:r>
-      <w:proofErr w:type="spellEnd"/>
-      <w:r>
-        <w:rPr>
-          <w:sz w:val="26"/>
-          <w:szCs w:val="26"/>
-        </w:rPr>
-        <w:t xml:space="preserve"> Công An</w:t>
-      </w:r>
+        <w:t>Cục</w:t>
+      </w:r>
+      <w:proofErr w:type="spellEnd"/>
+      <w:r>
+        <w:rPr>
+          <w:sz w:val="26"/>
+          <w:szCs w:val="26"/>
+        </w:rPr>
+        <w:t xml:space="preserve"> </w:t>
+      </w:r>
+      <w:proofErr w:type="spellStart"/>
+      <w:r>
+        <w:rPr>
+          <w:sz w:val="26"/>
+          <w:szCs w:val="26"/>
+        </w:rPr>
+        <w:t>trưởng</w:t>
+      </w:r>
+      <w:proofErr w:type="spellEnd"/>
+      <w:r>
+        <w:rPr>
+          <w:sz w:val="26"/>
+          <w:szCs w:val="26"/>
+        </w:rPr>
+        <w:t xml:space="preserve"> </w:t>
+      </w:r>
+      <w:proofErr w:type="spellStart"/>
+      <w:r>
+        <w:rPr>
+          <w:sz w:val="26"/>
+          <w:szCs w:val="26"/>
+        </w:rPr>
+        <w:t>cục</w:t>
+      </w:r>
+      <w:proofErr w:type="spellEnd"/>
+      <w:r>
+        <w:rPr>
+          <w:sz w:val="26"/>
+          <w:szCs w:val="26"/>
+        </w:rPr>
+        <w:t xml:space="preserve"> </w:t>
+      </w:r>
+      <w:proofErr w:type="spellStart"/>
+      <w:r>
+        <w:rPr>
+          <w:sz w:val="26"/>
+          <w:szCs w:val="26"/>
+        </w:rPr>
+        <w:t>cảnh</w:t>
+      </w:r>
+      <w:proofErr w:type="spellEnd"/>
+      <w:r>
+        <w:rPr>
+          <w:sz w:val="26"/>
+          <w:szCs w:val="26"/>
+        </w:rPr>
+        <w:t xml:space="preserve"> </w:t>
+      </w:r>
+      <w:proofErr w:type="spellStart"/>
+      <w:r>
+        <w:rPr>
+          <w:sz w:val="26"/>
+          <w:szCs w:val="26"/>
+        </w:rPr>
+        <w:t>sát</w:t>
+      </w:r>
+      <w:proofErr w:type="spellEnd"/>
+      <w:r>
+        <w:rPr>
+          <w:sz w:val="26"/>
+          <w:szCs w:val="26"/>
+        </w:rPr>
+        <w:t xml:space="preserve"> </w:t>
+      </w:r>
+      <w:proofErr w:type="spellStart"/>
+      <w:r>
+        <w:rPr>
+          <w:sz w:val="26"/>
+          <w:szCs w:val="26"/>
+        </w:rPr>
+        <w:t>quản</w:t>
+      </w:r>
+      <w:proofErr w:type="spellEnd"/>
+      <w:r>
+        <w:rPr>
+          <w:sz w:val="26"/>
+          <w:szCs w:val="26"/>
+        </w:rPr>
+        <w:t xml:space="preserve"> </w:t>
+      </w:r>
+      <w:proofErr w:type="spellStart"/>
+      <w:r>
+        <w:rPr>
+          <w:sz w:val="26"/>
+          <w:szCs w:val="26"/>
+        </w:rPr>
+        <w:t>lý</w:t>
+      </w:r>
+      <w:proofErr w:type="spellEnd"/>
+      <w:r>
+        <w:rPr>
+          <w:sz w:val="26"/>
+          <w:szCs w:val="26"/>
+        </w:rPr>
+        <w:t xml:space="preserve"> </w:t>
+      </w:r>
+      <w:proofErr w:type="spellStart"/>
+      <w:r>
+        <w:rPr>
+          <w:sz w:val="26"/>
+          <w:szCs w:val="26"/>
+        </w:rPr>
+        <w:t>hành</w:t>
+      </w:r>
+      <w:proofErr w:type="spellEnd"/>
+      <w:r>
+        <w:rPr>
+          <w:sz w:val="26"/>
+          <w:szCs w:val="26"/>
+        </w:rPr>
+        <w:t xml:space="preserve"> </w:t>
+      </w:r>
+      <w:proofErr w:type="spellStart"/>
+      <w:r>
+        <w:rPr>
+          <w:sz w:val="26"/>
+          <w:szCs w:val="26"/>
+        </w:rPr>
+        <w:t>chính</w:t>
+      </w:r>
+      <w:proofErr w:type="spellEnd"/>
+      <w:r>
+        <w:rPr>
+          <w:sz w:val="26"/>
+          <w:szCs w:val="26"/>
+        </w:rPr>
+        <w:t xml:space="preserve"> </w:t>
+      </w:r>
+      <w:proofErr w:type="spellStart"/>
+      <w:r>
+        <w:rPr>
+          <w:sz w:val="26"/>
+          <w:szCs w:val="26"/>
+        </w:rPr>
+        <w:t>về</w:t>
+      </w:r>
+      <w:proofErr w:type="spellEnd"/>
+      <w:r>
+        <w:rPr>
+          <w:sz w:val="26"/>
+          <w:szCs w:val="26"/>
+        </w:rPr>
+        <w:t xml:space="preserve"> </w:t>
+      </w:r>
+      <w:proofErr w:type="spellStart"/>
+      <w:r>
+        <w:rPr>
+          <w:sz w:val="26"/>
+          <w:szCs w:val="26"/>
+        </w:rPr>
+        <w:t>trật</w:t>
+      </w:r>
+      <w:proofErr w:type="spellEnd"/>
+      <w:r>
+        <w:rPr>
+          <w:sz w:val="26"/>
+          <w:szCs w:val="26"/>
+        </w:rPr>
+        <w:t xml:space="preserve"> </w:t>
+      </w:r>
+      <w:proofErr w:type="spellStart"/>
+      <w:r>
+        <w:rPr>
+          <w:sz w:val="26"/>
+          <w:szCs w:val="26"/>
+        </w:rPr>
+        <w:t>tự</w:t>
+      </w:r>
+      <w:proofErr w:type="spellEnd"/>
+      <w:r>
+        <w:rPr>
+          <w:sz w:val="26"/>
+          <w:szCs w:val="26"/>
+        </w:rPr>
+        <w:t xml:space="preserve"> </w:t>
+      </w:r>
+      <w:proofErr w:type="spellStart"/>
+      <w:r>
+        <w:rPr>
+          <w:sz w:val="26"/>
+          <w:szCs w:val="26"/>
+        </w:rPr>
+        <w:t>xã</w:t>
+      </w:r>
+      <w:proofErr w:type="spellEnd"/>
+      <w:r>
+        <w:rPr>
+          <w:sz w:val="26"/>
+          <w:szCs w:val="26"/>
+        </w:rPr>
+        <w:t xml:space="preserve"> </w:t>
+      </w:r>
+      <w:proofErr w:type="spellStart"/>
+      <w:r>
+        <w:rPr>
+          <w:sz w:val="26"/>
+          <w:szCs w:val="26"/>
+        </w:rPr>
+        <w:t>hội</w:t>
+      </w:r>
+      <w:proofErr w:type="spellEnd"/>
     </w:p>
     <w:p>
       <w:pPr>
@@ -5611,6 +6181,7 @@
           <w:szCs w:val="26"/>
           <w:lang w:val="vi-VN"/>
         </w:rPr>
+        <w:lastRenderedPageBreak/>
         <w:t xml:space="preserve">Người đại diện theo pháp luật của doanh nghiệp chịu trách nhiệm cá nhân đối với thiệt hại cho doanh nghiệp do vi phạm trách nhiệm quy định tại khoản </w:t>
       </w:r>
       <w:r>
@@ -5704,7 +6275,6 @@
         <w:rPr>
           <w:rFonts w:ascii="Times New Roman" w:hAnsi="Times New Roman"/>
         </w:rPr>
-        <w:lastRenderedPageBreak/>
         <w:t>Điều</w:t>
       </w:r>
       <w:proofErr w:type="spellEnd"/>
@@ -5865,7 +6435,7 @@
           <w:sz w:val="26"/>
           <w:szCs w:val="26"/>
         </w:rPr>
-        <w:t>1.000.000.000 VNĐ.</w:t>
+        <w:t>500.000.000 VNĐ.</w:t>
       </w:r>
       <w:r>
         <w:rPr>
@@ -5928,23 +6498,39 @@
           <w:sz w:val="26"/>
           <w:szCs w:val="26"/>
         </w:rPr>
-        <w:t>Một</w:t>
-      </w:r>
-      <w:proofErr w:type="spellEnd"/>
-      <w:r>
-        <w:rPr>
-          <w:sz w:val="26"/>
-          <w:szCs w:val="26"/>
-        </w:rPr>
-        <w:t xml:space="preserve"> </w:t>
-      </w:r>
-      <w:proofErr w:type="spellStart"/>
-      <w:r>
-        <w:rPr>
-          <w:sz w:val="26"/>
-          <w:szCs w:val="26"/>
-        </w:rPr>
-        <w:t>tỷ</w:t>
+        <w:t>Năm</w:t>
+      </w:r>
+      <w:proofErr w:type="spellEnd"/>
+      <w:r>
+        <w:rPr>
+          <w:sz w:val="26"/>
+          <w:szCs w:val="26"/>
+        </w:rPr>
+        <w:t xml:space="preserve"> </w:t>
+      </w:r>
+      <w:proofErr w:type="spellStart"/>
+      <w:r>
+        <w:rPr>
+          <w:sz w:val="26"/>
+          <w:szCs w:val="26"/>
+        </w:rPr>
+        <w:t>trăm</w:t>
+      </w:r>
+      <w:proofErr w:type="spellEnd"/>
+      <w:r>
+        <w:rPr>
+          <w:sz w:val="26"/>
+          <w:szCs w:val="26"/>
+        </w:rPr>
+        <w:t xml:space="preserve"> </w:t>
+      </w:r>
+      <w:proofErr w:type="spellStart"/>
+      <w:r>
+        <w:rPr>
+          <w:sz w:val="26"/>
+          <w:szCs w:val="26"/>
+        </w:rPr>
+        <w:t>triệu</w:t>
       </w:r>
       <w:proofErr w:type="spellEnd"/>
       <w:r>
@@ -6048,7 +6634,7 @@
           <w:sz w:val="26"/>
           <w:szCs w:val="26"/>
         </w:rPr>
-        <w:t>1.000.000.000 VNĐ.</w:t>
+        <w:t>500.000.000 VNĐ.</w:t>
       </w:r>
       <w:r>
         <w:rPr>
@@ -6111,23 +6697,39 @@
           <w:sz w:val="26"/>
           <w:szCs w:val="26"/>
         </w:rPr>
-        <w:t>Một</w:t>
-      </w:r>
-      <w:proofErr w:type="spellEnd"/>
-      <w:r>
-        <w:rPr>
-          <w:sz w:val="26"/>
-          <w:szCs w:val="26"/>
-        </w:rPr>
-        <w:t xml:space="preserve"> </w:t>
-      </w:r>
-      <w:proofErr w:type="spellStart"/>
-      <w:r>
-        <w:rPr>
-          <w:sz w:val="26"/>
-          <w:szCs w:val="26"/>
-        </w:rPr>
-        <w:t>tỷ</w:t>
+        <w:t>Năm</w:t>
+      </w:r>
+      <w:proofErr w:type="spellEnd"/>
+      <w:r>
+        <w:rPr>
+          <w:sz w:val="26"/>
+          <w:szCs w:val="26"/>
+        </w:rPr>
+        <w:t xml:space="preserve"> </w:t>
+      </w:r>
+      <w:proofErr w:type="spellStart"/>
+      <w:r>
+        <w:rPr>
+          <w:sz w:val="26"/>
+          <w:szCs w:val="26"/>
+        </w:rPr>
+        <w:t>trăm</w:t>
+      </w:r>
+      <w:proofErr w:type="spellEnd"/>
+      <w:r>
+        <w:rPr>
+          <w:sz w:val="26"/>
+          <w:szCs w:val="26"/>
+        </w:rPr>
+        <w:t xml:space="preserve"> </w:t>
+      </w:r>
+      <w:proofErr w:type="spellStart"/>
+      <w:r>
+        <w:rPr>
+          <w:sz w:val="26"/>
+          <w:szCs w:val="26"/>
+        </w:rPr>
+        <w:t>triệu</w:t>
       </w:r>
       <w:proofErr w:type="spellEnd"/>
       <w:r>
@@ -6498,16 +7100,217 @@
           <w:sz w:val="26"/>
           <w:szCs w:val="26"/>
         </w:rPr>
-        <w:t>Bộ</w:t>
-      </w:r>
-      <w:proofErr w:type="spellEnd"/>
-      <w:r>
-        <w:rPr>
-          <w:sz w:val="26"/>
-          <w:szCs w:val="26"/>
-        </w:rPr>
-        <w:t xml:space="preserve"> Công An</w:t>
-      </w:r>
+        <w:t>Cục</w:t>
+      </w:r>
+      <w:proofErr w:type="spellEnd"/>
+      <w:r>
+        <w:rPr>
+          <w:sz w:val="26"/>
+          <w:szCs w:val="26"/>
+        </w:rPr>
+        <w:t xml:space="preserve"> </w:t>
+      </w:r>
+      <w:proofErr w:type="spellStart"/>
+      <w:r>
+        <w:rPr>
+          <w:sz w:val="26"/>
+          <w:szCs w:val="26"/>
+        </w:rPr>
+        <w:t>trưởng</w:t>
+      </w:r>
+      <w:proofErr w:type="spellEnd"/>
+      <w:r>
+        <w:rPr>
+          <w:sz w:val="26"/>
+          <w:szCs w:val="26"/>
+        </w:rPr>
+        <w:t xml:space="preserve"> </w:t>
+      </w:r>
+      <w:proofErr w:type="spellStart"/>
+      <w:r>
+        <w:rPr>
+          <w:sz w:val="26"/>
+          <w:szCs w:val="26"/>
+        </w:rPr>
+        <w:t>cục</w:t>
+      </w:r>
+      <w:proofErr w:type="spellEnd"/>
+      <w:r>
+        <w:rPr>
+          <w:sz w:val="26"/>
+          <w:szCs w:val="26"/>
+        </w:rPr>
+        <w:t xml:space="preserve"> </w:t>
+      </w:r>
+      <w:proofErr w:type="spellStart"/>
+      <w:r>
+        <w:rPr>
+          <w:sz w:val="26"/>
+          <w:szCs w:val="26"/>
+        </w:rPr>
+        <w:t>cảnh</w:t>
+      </w:r>
+      <w:proofErr w:type="spellEnd"/>
+      <w:r>
+        <w:rPr>
+          <w:sz w:val="26"/>
+          <w:szCs w:val="26"/>
+        </w:rPr>
+        <w:t xml:space="preserve"> </w:t>
+      </w:r>
+      <w:proofErr w:type="spellStart"/>
+      <w:r>
+        <w:rPr>
+          <w:sz w:val="26"/>
+          <w:szCs w:val="26"/>
+        </w:rPr>
+        <w:t>sát</w:t>
+      </w:r>
+      <w:proofErr w:type="spellEnd"/>
+      <w:r>
+        <w:rPr>
+          <w:sz w:val="26"/>
+          <w:szCs w:val="26"/>
+        </w:rPr>
+        <w:t xml:space="preserve"> </w:t>
+      </w:r>
+      <w:proofErr w:type="spellStart"/>
+      <w:r>
+        <w:rPr>
+          <w:sz w:val="26"/>
+          <w:szCs w:val="26"/>
+        </w:rPr>
+        <w:t>quản</w:t>
+      </w:r>
+      <w:proofErr w:type="spellEnd"/>
+      <w:r>
+        <w:rPr>
+          <w:sz w:val="26"/>
+          <w:szCs w:val="26"/>
+        </w:rPr>
+        <w:t xml:space="preserve"> </w:t>
+      </w:r>
+      <w:proofErr w:type="spellStart"/>
+      <w:r>
+        <w:rPr>
+          <w:sz w:val="26"/>
+          <w:szCs w:val="26"/>
+        </w:rPr>
+        <w:t>lý</w:t>
+      </w:r>
+      <w:proofErr w:type="spellEnd"/>
+      <w:r>
+        <w:rPr>
+          <w:sz w:val="26"/>
+          <w:szCs w:val="26"/>
+        </w:rPr>
+        <w:t xml:space="preserve"> </w:t>
+      </w:r>
+      <w:proofErr w:type="spellStart"/>
+      <w:r>
+        <w:rPr>
+          <w:sz w:val="26"/>
+          <w:szCs w:val="26"/>
+        </w:rPr>
+        <w:t>hành</w:t>
+      </w:r>
+      <w:proofErr w:type="spellEnd"/>
+      <w:r>
+        <w:rPr>
+          <w:sz w:val="26"/>
+          <w:szCs w:val="26"/>
+        </w:rPr>
+        <w:t xml:space="preserve"> </w:t>
+      </w:r>
+      <w:proofErr w:type="spellStart"/>
+      <w:r>
+        <w:rPr>
+          <w:sz w:val="26"/>
+          <w:szCs w:val="26"/>
+        </w:rPr>
+        <w:t>chính</w:t>
+      </w:r>
+      <w:proofErr w:type="spellEnd"/>
+      <w:r>
+        <w:rPr>
+          <w:sz w:val="26"/>
+          <w:szCs w:val="26"/>
+        </w:rPr>
+        <w:t xml:space="preserve"> </w:t>
+      </w:r>
+      <w:proofErr w:type="spellStart"/>
+      <w:r>
+        <w:rPr>
+          <w:sz w:val="26"/>
+          <w:szCs w:val="26"/>
+        </w:rPr>
+        <w:t>về</w:t>
+      </w:r>
+      <w:proofErr w:type="spellEnd"/>
+      <w:r>
+        <w:rPr>
+          <w:sz w:val="26"/>
+          <w:szCs w:val="26"/>
+        </w:rPr>
+        <w:t xml:space="preserve"> </w:t>
+      </w:r>
+      <w:proofErr w:type="spellStart"/>
+      <w:r>
+        <w:rPr>
+          <w:sz w:val="26"/>
+          <w:szCs w:val="26"/>
+        </w:rPr>
+        <w:t>trật</w:t>
+      </w:r>
+      <w:proofErr w:type="spellEnd"/>
+      <w:r>
+        <w:rPr>
+          <w:sz w:val="26"/>
+          <w:szCs w:val="26"/>
+        </w:rPr>
+        <w:t xml:space="preserve"> </w:t>
+      </w:r>
+      <w:proofErr w:type="spellStart"/>
+      <w:r>
+        <w:rPr>
+          <w:sz w:val="26"/>
+          <w:szCs w:val="26"/>
+        </w:rPr>
+        <w:t>tự</w:t>
+      </w:r>
+      <w:proofErr w:type="spellEnd"/>
+      <w:r>
+        <w:rPr>
+          <w:sz w:val="26"/>
+          <w:szCs w:val="26"/>
+        </w:rPr>
+        <w:t xml:space="preserve"> </w:t>
+      </w:r>
+      <w:proofErr w:type="spellStart"/>
+      <w:r>
+        <w:rPr>
+          <w:sz w:val="26"/>
+          <w:szCs w:val="26"/>
+        </w:rPr>
+        <w:t>xã</w:t>
+      </w:r>
+      <w:proofErr w:type="spellEnd"/>
+      <w:r>
+        <w:rPr>
+          <w:sz w:val="26"/>
+          <w:szCs w:val="26"/>
+        </w:rPr>
+        <w:t xml:space="preserve"> </w:t>
+      </w:r>
+      <w:proofErr w:type="spellStart"/>
+      <w:r>
+        <w:rPr>
+          <w:sz w:val="26"/>
+          <w:szCs w:val="26"/>
+        </w:rPr>
+        <w:t>hội</w:t>
+      </w:r>
+      <w:proofErr w:type="spellEnd"/>
     </w:p>
     <w:p>
       <w:pPr>
@@ -7900,6 +8703,7 @@
         <w:rPr>
           <w:rFonts w:ascii="Times New Roman" w:hAnsi="Times New Roman"/>
         </w:rPr>
+        <w:lastRenderedPageBreak/>
         <w:t>Điều</w:t>
       </w:r>
       <w:proofErr w:type="spellEnd"/>
@@ -8690,16 +9494,7 @@
           <w:szCs w:val="26"/>
           <w:lang w:val="vi-VN"/>
         </w:rPr>
-        <w:t xml:space="preserve">. Chủ sở hữu công ty phải góp vốn cho công ty đủ và đúng loại tài sản đã cam kết khi đăng ký thành lập doanh nghiệp trong thời hạn 90 ngày kể từ ngày được cấp Giấy chứng nhận đăng ký doanh nghiệp, không kể thời gian vận chuyển, nhập khẩu </w:t>
-      </w:r>
-      <w:r>
-        <w:rPr>
-          <w:sz w:val="26"/>
-          <w:szCs w:val="26"/>
-          <w:lang w:val="vi-VN"/>
-        </w:rPr>
-        <w:lastRenderedPageBreak/>
-        <w:t>tài sản góp vốn, thực hiện thủ tục hành chính để chuyển quyền sở hữu tài sản. Trong thời hạn này, chủ sở hữu công ty có các quyền và nghĩa vụ tương ứng với phần vốn góp đã cam kết.</w:t>
+        <w:t>. Chủ sở hữu công ty phải góp vốn cho công ty đủ và đúng loại tài sản đã cam kết khi đăng ký thành lập doanh nghiệp trong thời hạn 90 ngày kể từ ngày được cấp Giấy chứng nhận đăng ký doanh nghiệp, không kể thời gian vận chuyển, nhập khẩu tài sản góp vốn, thực hiện thủ tục hành chính để chuyển quyền sở hữu tài sản. Trong thời hạn này, chủ sở hữu công ty có các quyền và nghĩa vụ tương ứng với phần vốn góp đã cam kết.</w:t>
       </w:r>
     </w:p>
     <w:p>
@@ -9279,6 +10074,7 @@
           <w:szCs w:val="26"/>
           <w:lang w:val="vi-VN"/>
         </w:rPr>
+        <w:lastRenderedPageBreak/>
         <w:t>4. Tuân thủ quy định của pháp luật về hợp đồng và quy định khác của pháp luật có liên quan trong việc mua, bán, vay, cho vay, thuê, cho thuê, hợp đồng, giao dịch khác giữa công ty và chủ sở hữu công ty.</w:t>
       </w:r>
     </w:p>
@@ -9302,9 +10098,13 @@
           <w:szCs w:val="26"/>
           <w:lang w:val="vi-VN"/>
         </w:rPr>
-        <w:t xml:space="preserve">5. Chủ sở hữu công ty chỉ được quyền rút vốn bằng cách chuyển nhượng một phần hoặc toàn bộ vốn điều lệ cho tổ chức hoặc cá nhân khác; trường hợp rút một phần hoặc toàn bộ vốn điều lệ đã góp ra khỏi công ty dưới hình thức khác thì chủ sở hữu công ty </w:t>
-      </w:r>
-      <w:r>
+        <w:t>5. Chủ sở hữu công ty chỉ được quyền rút vốn bằng cách chuyển nhượng một phần hoặc toàn bộ vốn điều lệ cho tổ chức hoặc cá nhân khác; trường hợp rút một phần hoặc toàn bộ vốn điều lệ đã góp ra khỏi công ty dưới hình thức khác thì chủ sở hữu công ty và cá nhân, tổ chức có liên quan phải liên đới chịu trách nhiệm về các khoản nợ và nghĩa vụ tài sản khác của công ty.</w:t>
+      </w:r>
+    </w:p>
+    <w:p>
+      <w:pPr>
+        <w:spacing w:line="240" w:lineRule="auto"/>
+        <w:ind w:firstLine="360"/>
         <w:rPr>
           <w:color w:val="000000"/>
           <w:spacing w:val="-4"/>
@@ -9312,14 +10112,8 @@
           <w:szCs w:val="26"/>
           <w:lang w:val="vi-VN"/>
         </w:rPr>
-        <w:lastRenderedPageBreak/>
-        <w:t>và cá nhân, tổ chức có liên quan phải liên đới chịu trách nhiệm về các khoản nợ và nghĩa vụ tài sản khác của công ty.</w:t>
-      </w:r>
-    </w:p>
-    <w:p>
-      <w:pPr>
-        <w:spacing w:line="240" w:lineRule="auto"/>
-        <w:ind w:firstLine="360"/>
+      </w:pPr>
+      <w:r>
         <w:rPr>
           <w:color w:val="000000"/>
           <w:spacing w:val="-4"/>
@@ -9327,8 +10121,13 @@
           <w:szCs w:val="26"/>
           <w:lang w:val="vi-VN"/>
         </w:rPr>
-      </w:pPr>
-      <w:r>
+        <w:t>6. Chủ sở hữu công ty không được rút lợi nhuận khi công ty không thanh toán đủ các khoản nợ và nghĩa vụ tài sản khác đến hạn.</w:t>
+      </w:r>
+    </w:p>
+    <w:p>
+      <w:pPr>
+        <w:spacing w:line="240" w:lineRule="auto"/>
+        <w:ind w:firstLine="360"/>
         <w:rPr>
           <w:color w:val="000000"/>
           <w:spacing w:val="-4"/>
@@ -9336,13 +10135,8 @@
           <w:szCs w:val="26"/>
           <w:lang w:val="vi-VN"/>
         </w:rPr>
-        <w:t>6. Chủ sở hữu công ty không được rút lợi nhuận khi công ty không thanh toán đủ các khoản nợ và nghĩa vụ tài sản khác đến hạn.</w:t>
-      </w:r>
-    </w:p>
-    <w:p>
-      <w:pPr>
-        <w:spacing w:line="240" w:lineRule="auto"/>
-        <w:ind w:firstLine="360"/>
+      </w:pPr>
+      <w:r>
         <w:rPr>
           <w:color w:val="000000"/>
           <w:spacing w:val="-4"/>
@@ -9350,7 +10144,8 @@
           <w:szCs w:val="26"/>
           <w:lang w:val="vi-VN"/>
         </w:rPr>
-      </w:pPr>
+        <w:t xml:space="preserve">7. Nghĩa vụ khác theo quy định của </w:t>
+      </w:r>
       <w:r>
         <w:rPr>
           <w:color w:val="000000"/>
@@ -9359,7 +10154,7 @@
           <w:szCs w:val="26"/>
           <w:lang w:val="vi-VN"/>
         </w:rPr>
-        <w:t xml:space="preserve">7. Nghĩa vụ khác theo quy định của </w:t>
+        <w:t>Luật Doanh nghiệp</w:t>
       </w:r>
       <w:r>
         <w:rPr>
@@ -9369,8 +10164,9 @@
           <w:szCs w:val="26"/>
           <w:lang w:val="vi-VN"/>
         </w:rPr>
-        <w:t>Luật Doanh nghiệp</w:t>
-      </w:r>
+        <w:t xml:space="preserve"> và Điều lệ công ty</w:t>
+      </w:r>
+      <w:bookmarkEnd w:id="3"/>
       <w:r>
         <w:rPr>
           <w:color w:val="000000"/>
@@ -9379,17 +10175,6 @@
           <w:szCs w:val="26"/>
           <w:lang w:val="vi-VN"/>
         </w:rPr>
-        <w:t xml:space="preserve"> và Điều lệ công ty</w:t>
-      </w:r>
-      <w:bookmarkEnd w:id="3"/>
-      <w:r>
-        <w:rPr>
-          <w:color w:val="000000"/>
-          <w:spacing w:val="-4"/>
-          <w:sz w:val="26"/>
-          <w:szCs w:val="26"/>
-          <w:lang w:val="vi-VN"/>
-        </w:rPr>
         <w:t xml:space="preserve"> </w:t>
       </w:r>
       <w:r>
@@ -10155,7 +10940,7 @@
           <w:szCs w:val="26"/>
           <w:lang w:val="vi-VN"/>
         </w:rPr>
-        <w:t>chịu trách nhiệm trước pháp luật và Chủ tịch công ty về việc thực hiện quyền và nghĩa vụ của mình. Chủ tịch công ty có thể kiêm Giám đốc</w:t>
+        <w:t xml:space="preserve">chịu trách nhiệm trước pháp luật và Chủ tịch </w:t>
       </w:r>
       <w:r>
         <w:rPr>
@@ -10164,6 +10949,16 @@
           <w:szCs w:val="26"/>
           <w:lang w:val="vi-VN"/>
         </w:rPr>
+        <w:lastRenderedPageBreak/>
+        <w:t>công ty về việc thực hiện quyền và nghĩa vụ của mình. Chủ tịch công ty có thể kiêm Giám đốc</w:t>
+      </w:r>
+      <w:r>
+        <w:rPr>
+          <w:bCs/>
+          <w:sz w:val="26"/>
+          <w:szCs w:val="26"/>
+          <w:lang w:val="vi-VN"/>
+        </w:rPr>
         <w:t xml:space="preserve"> (hoặc Tổng giám đốc</w:t>
       </w:r>
       <w:r>
@@ -10320,7 +11115,6 @@
           <w:szCs w:val="26"/>
           <w:lang w:val="vi-VN"/>
         </w:rPr>
-        <w:lastRenderedPageBreak/>
         <w:t>c) Tổ chức thực hiện kế hoạch kinh doanh và phương án đầu tư của công ty;</w:t>
       </w:r>
     </w:p>
@@ -11197,6 +11991,7 @@
           <w:rFonts w:ascii="Times New Roman" w:hAnsi="Times New Roman"/>
           <w:color w:val="000000"/>
         </w:rPr>
+        <w:lastRenderedPageBreak/>
         <w:t>Điều</w:t>
       </w:r>
       <w:proofErr w:type="spellEnd"/>
@@ -12671,7 +13466,6 @@
         <w:rPr>
           <w:rFonts w:ascii="Times New Roman" w:hAnsi="Times New Roman"/>
         </w:rPr>
-        <w:lastRenderedPageBreak/>
         <w:t>Chương</w:t>
       </w:r>
       <w:proofErr w:type="spellEnd"/>
@@ -13268,6 +14062,7 @@
         <w:rPr>
           <w:rFonts w:ascii="Times New Roman" w:hAnsi="Times New Roman"/>
         </w:rPr>
+        <w:lastRenderedPageBreak/>
         <w:t>Chương</w:t>
       </w:r>
       <w:proofErr w:type="spellEnd"/>
@@ -13487,158 +14282,714 @@
         <w:rPr>
           <w:rFonts w:ascii="Times New Roman" w:hAnsi="Times New Roman"/>
         </w:rPr>
+        <w:t>Điều</w:t>
+      </w:r>
+      <w:proofErr w:type="spellEnd"/>
+      <w:r>
+        <w:rPr>
+          <w:rFonts w:ascii="Times New Roman" w:hAnsi="Times New Roman"/>
+        </w:rPr>
+        <w:t xml:space="preserve"> </w:t>
+      </w:r>
+      <w:r>
+        <w:rPr>
+          <w:rFonts w:ascii="Times New Roman" w:hAnsi="Times New Roman"/>
+        </w:rPr>
+        <w:t>17</w:t>
+      </w:r>
+      <w:r>
+        <w:rPr>
+          <w:rFonts w:ascii="Times New Roman" w:hAnsi="Times New Roman"/>
+        </w:rPr>
+        <w:t xml:space="preserve">. </w:t>
+      </w:r>
+      <w:bookmarkStart w:id="7" w:name="_Toc115580161"/>
+      <w:r>
+        <w:rPr>
+          <w:rFonts w:ascii="Times New Roman" w:hAnsi="Times New Roman"/>
+        </w:rPr>
+        <w:t xml:space="preserve">Các </w:t>
+      </w:r>
+      <w:proofErr w:type="spellStart"/>
+      <w:r>
+        <w:rPr>
+          <w:rFonts w:ascii="Times New Roman" w:hAnsi="Times New Roman"/>
+        </w:rPr>
+        <w:t>trường</w:t>
+      </w:r>
+      <w:proofErr w:type="spellEnd"/>
+      <w:r>
+        <w:rPr>
+          <w:rFonts w:ascii="Times New Roman" w:hAnsi="Times New Roman"/>
+        </w:rPr>
+        <w:t xml:space="preserve"> </w:t>
+      </w:r>
+      <w:proofErr w:type="spellStart"/>
+      <w:r>
+        <w:rPr>
+          <w:rFonts w:ascii="Times New Roman" w:hAnsi="Times New Roman"/>
+        </w:rPr>
+        <w:t>hợp</w:t>
+      </w:r>
+      <w:proofErr w:type="spellEnd"/>
+      <w:r>
+        <w:rPr>
+          <w:rFonts w:ascii="Times New Roman" w:hAnsi="Times New Roman"/>
+        </w:rPr>
+        <w:t xml:space="preserve"> </w:t>
+      </w:r>
+      <w:proofErr w:type="spellStart"/>
+      <w:r>
+        <w:rPr>
+          <w:rFonts w:ascii="Times New Roman" w:hAnsi="Times New Roman"/>
+        </w:rPr>
+        <w:t>và</w:t>
+      </w:r>
+      <w:proofErr w:type="spellEnd"/>
+      <w:r>
+        <w:rPr>
+          <w:rFonts w:ascii="Times New Roman" w:hAnsi="Times New Roman"/>
+        </w:rPr>
+        <w:t xml:space="preserve"> </w:t>
+      </w:r>
+      <w:proofErr w:type="spellStart"/>
+      <w:r>
+        <w:rPr>
+          <w:rFonts w:ascii="Times New Roman" w:hAnsi="Times New Roman"/>
+        </w:rPr>
+        <w:t>điều</w:t>
+      </w:r>
+      <w:proofErr w:type="spellEnd"/>
+      <w:r>
+        <w:rPr>
+          <w:rFonts w:ascii="Times New Roman" w:hAnsi="Times New Roman"/>
+        </w:rPr>
+        <w:t xml:space="preserve"> </w:t>
+      </w:r>
+      <w:proofErr w:type="spellStart"/>
+      <w:r>
+        <w:rPr>
+          <w:rFonts w:ascii="Times New Roman" w:hAnsi="Times New Roman"/>
+        </w:rPr>
+        <w:t>kiện</w:t>
+      </w:r>
+      <w:proofErr w:type="spellEnd"/>
+      <w:r>
+        <w:rPr>
+          <w:rFonts w:ascii="Times New Roman" w:hAnsi="Times New Roman"/>
+        </w:rPr>
+        <w:t xml:space="preserve"> </w:t>
+      </w:r>
+      <w:proofErr w:type="spellStart"/>
+      <w:r>
+        <w:rPr>
+          <w:rFonts w:ascii="Times New Roman" w:hAnsi="Times New Roman"/>
+        </w:rPr>
+        <w:t>giải</w:t>
+      </w:r>
+      <w:proofErr w:type="spellEnd"/>
+      <w:r>
+        <w:rPr>
+          <w:rFonts w:ascii="Times New Roman" w:hAnsi="Times New Roman"/>
+        </w:rPr>
+        <w:t xml:space="preserve"> </w:t>
+      </w:r>
+      <w:proofErr w:type="spellStart"/>
+      <w:r>
+        <w:rPr>
+          <w:rFonts w:ascii="Times New Roman" w:hAnsi="Times New Roman"/>
+        </w:rPr>
+        <w:t>thể</w:t>
+      </w:r>
+      <w:proofErr w:type="spellEnd"/>
+      <w:r>
+        <w:rPr>
+          <w:rFonts w:ascii="Times New Roman" w:hAnsi="Times New Roman"/>
+        </w:rPr>
+        <w:t xml:space="preserve"> </w:t>
+      </w:r>
+      <w:proofErr w:type="spellStart"/>
+      <w:r>
+        <w:rPr>
+          <w:rFonts w:ascii="Times New Roman" w:hAnsi="Times New Roman"/>
+        </w:rPr>
+        <w:t>doanh</w:t>
+      </w:r>
+      <w:proofErr w:type="spellEnd"/>
+      <w:r>
+        <w:rPr>
+          <w:rStyle w:val="apple-converted-space"/>
+          <w:rFonts w:ascii="Times New Roman" w:hAnsi="Times New Roman"/>
+          <w:lang w:val="vi-VN"/>
+        </w:rPr>
+        <w:t> </w:t>
+      </w:r>
+      <w:bookmarkEnd w:id="7"/>
+      <w:proofErr w:type="spellStart"/>
+      <w:r>
+        <w:rPr>
+          <w:rFonts w:ascii="Times New Roman" w:hAnsi="Times New Roman"/>
+        </w:rPr>
+        <w:t>nghiệp</w:t>
+      </w:r>
+      <w:proofErr w:type="spellEnd"/>
+    </w:p>
+    <w:p>
+      <w:pPr>
+        <w:spacing w:line="240" w:lineRule="auto"/>
+        <w:ind w:firstLine="360"/>
+        <w:rPr>
+          <w:sz w:val="26"/>
+          <w:szCs w:val="26"/>
+          <w:lang w:val="vi-VN"/>
+        </w:rPr>
+      </w:pPr>
+      <w:r>
+        <w:rPr>
+          <w:sz w:val="26"/>
+          <w:szCs w:val="26"/>
+          <w:lang w:val="vi-VN"/>
+        </w:rPr>
+        <w:t>1. Công ty bị giải thể trong các trường hợp sau đây:</w:t>
+      </w:r>
+    </w:p>
+    <w:p>
+      <w:pPr>
+        <w:spacing w:line="240" w:lineRule="auto"/>
+        <w:ind w:firstLine="360"/>
+        <w:rPr>
+          <w:sz w:val="26"/>
+          <w:szCs w:val="26"/>
+          <w:lang w:val="vi-VN"/>
+        </w:rPr>
+      </w:pPr>
+      <w:r>
+        <w:rPr>
+          <w:sz w:val="26"/>
+          <w:szCs w:val="26"/>
+          <w:lang w:val="vi-VN"/>
+        </w:rPr>
+        <w:t>a) Kết thúc thời hạn hoạt động đã ghi trong Điều lệ công ty mà không có quyết định gia hạn;</w:t>
+      </w:r>
+    </w:p>
+    <w:p>
+      <w:pPr>
+        <w:spacing w:line="240" w:lineRule="auto"/>
+        <w:ind w:firstLine="360"/>
+        <w:rPr>
+          <w:sz w:val="26"/>
+          <w:szCs w:val="26"/>
+          <w:lang w:val="vi-VN"/>
+        </w:rPr>
+      </w:pPr>
+      <w:r>
+        <w:rPr>
+          <w:sz w:val="26"/>
+          <w:szCs w:val="26"/>
+          <w:lang w:val="vi-VN"/>
+        </w:rPr>
+        <w:t>b) Theo nghị quyết, quyết định của Chủ sở hữu;</w:t>
+      </w:r>
+    </w:p>
+    <w:p>
+      <w:pPr>
+        <w:spacing w:line="240" w:lineRule="auto"/>
+        <w:ind w:firstLine="360"/>
+        <w:rPr>
+          <w:sz w:val="26"/>
+          <w:szCs w:val="26"/>
+          <w:lang w:val="vi-VN"/>
+        </w:rPr>
+      </w:pPr>
+      <w:r>
+        <w:rPr>
+          <w:spacing w:val="-2"/>
+          <w:sz w:val="26"/>
+          <w:szCs w:val="26"/>
+          <w:lang w:val="vi-VN"/>
+        </w:rPr>
+        <w:t>c) Bị thu hồi Giấy chứng nhận đăng ký doanh nghiệp, trừ trường hợp Luật Quản lý thuế có quy định khác.</w:t>
+      </w:r>
+    </w:p>
+    <w:p>
+      <w:pPr>
+        <w:spacing w:line="240" w:lineRule="auto"/>
+        <w:ind w:firstLine="360"/>
+        <w:rPr>
+          <w:sz w:val="26"/>
+          <w:szCs w:val="26"/>
+          <w:lang w:val="vi-VN"/>
+        </w:rPr>
+      </w:pPr>
+      <w:r>
+        <w:rPr>
+          <w:sz w:val="26"/>
+          <w:szCs w:val="26"/>
+          <w:lang w:val="vi-VN"/>
+        </w:rPr>
+        <w:t xml:space="preserve">2. Công ty chỉ được giải thể khi bảo đảm thanh toán hết các khoản nợ và nghĩa vụ tài sản khác và doanh nghiệp không trong quá trình giải quyết tranh chấp tại Tòa án hoặc cơ quan trọng tài. Người quản lý có liên quan và doanh nghiệp quy định tại điểm </w:t>
+      </w:r>
+      <w:r>
+        <w:rPr>
+          <w:sz w:val="26"/>
+          <w:szCs w:val="26"/>
+          <w:lang w:val="vi-VN"/>
+        </w:rPr>
+        <w:t>b</w:t>
+      </w:r>
+      <w:r>
+        <w:rPr>
+          <w:sz w:val="26"/>
+          <w:szCs w:val="26"/>
+          <w:lang w:val="vi-VN"/>
+        </w:rPr>
+        <w:t xml:space="preserve"> khoản 1 Điều này cùng liên đới chịu trách nhiệm về các khoản nợ của doanh nghiệp.</w:t>
+      </w:r>
+    </w:p>
+    <w:p>
+      <w:pPr>
+        <w:spacing w:line="240" w:lineRule="auto"/>
+        <w:ind w:firstLine="360"/>
+        <w:rPr>
+          <w:sz w:val="26"/>
+          <w:szCs w:val="26"/>
+          <w:lang w:val="vi-VN"/>
+        </w:rPr>
+      </w:pPr>
+    </w:p>
+    <w:p>
+      <w:pPr>
+        <w:pStyle w:val="Heading3"/>
+        <w:ind w:firstLine="360"/>
+        <w:rPr>
+          <w:rFonts w:ascii="Times New Roman" w:hAnsi="Times New Roman"/>
+        </w:rPr>
+      </w:pPr>
+      <w:proofErr w:type="spellStart"/>
+      <w:r>
+        <w:rPr>
+          <w:rFonts w:ascii="Times New Roman" w:hAnsi="Times New Roman"/>
+        </w:rPr>
+        <w:t>Điều</w:t>
+      </w:r>
+      <w:proofErr w:type="spellEnd"/>
+      <w:r>
+        <w:rPr>
+          <w:rFonts w:ascii="Times New Roman" w:hAnsi="Times New Roman"/>
+        </w:rPr>
+        <w:t xml:space="preserve"> </w:t>
+      </w:r>
+      <w:r>
+        <w:rPr>
+          <w:rFonts w:ascii="Times New Roman" w:hAnsi="Times New Roman"/>
+        </w:rPr>
+        <w:t>18</w:t>
+      </w:r>
+      <w:r>
+        <w:rPr>
+          <w:rFonts w:ascii="Times New Roman" w:hAnsi="Times New Roman"/>
+        </w:rPr>
+        <w:t xml:space="preserve">. </w:t>
+      </w:r>
+      <w:proofErr w:type="spellStart"/>
+      <w:r>
+        <w:rPr>
+          <w:rFonts w:ascii="Times New Roman" w:hAnsi="Times New Roman"/>
+        </w:rPr>
+        <w:t>Trình</w:t>
+      </w:r>
+      <w:proofErr w:type="spellEnd"/>
+      <w:r>
+        <w:rPr>
+          <w:rFonts w:ascii="Times New Roman" w:hAnsi="Times New Roman"/>
+        </w:rPr>
+        <w:t xml:space="preserve"> </w:t>
+      </w:r>
+      <w:proofErr w:type="spellStart"/>
+      <w:r>
+        <w:rPr>
+          <w:rFonts w:ascii="Times New Roman" w:hAnsi="Times New Roman"/>
+        </w:rPr>
+        <w:t>tự</w:t>
+      </w:r>
+      <w:proofErr w:type="spellEnd"/>
+      <w:r>
+        <w:rPr>
+          <w:rFonts w:ascii="Times New Roman" w:hAnsi="Times New Roman"/>
+        </w:rPr>
+        <w:t xml:space="preserve">, </w:t>
+      </w:r>
+      <w:proofErr w:type="spellStart"/>
+      <w:r>
+        <w:rPr>
+          <w:rFonts w:ascii="Times New Roman" w:hAnsi="Times New Roman"/>
+        </w:rPr>
+        <w:t>thủ</w:t>
+      </w:r>
+      <w:proofErr w:type="spellEnd"/>
+      <w:r>
+        <w:rPr>
+          <w:rFonts w:ascii="Times New Roman" w:hAnsi="Times New Roman"/>
+        </w:rPr>
+        <w:t xml:space="preserve"> </w:t>
+      </w:r>
+      <w:proofErr w:type="spellStart"/>
+      <w:r>
+        <w:rPr>
+          <w:rFonts w:ascii="Times New Roman" w:hAnsi="Times New Roman"/>
+        </w:rPr>
+        <w:t>tục</w:t>
+      </w:r>
+      <w:proofErr w:type="spellEnd"/>
+      <w:r>
+        <w:rPr>
+          <w:rFonts w:ascii="Times New Roman" w:hAnsi="Times New Roman"/>
+        </w:rPr>
+        <w:t xml:space="preserve"> </w:t>
+      </w:r>
+      <w:proofErr w:type="spellStart"/>
+      <w:r>
+        <w:rPr>
+          <w:rFonts w:ascii="Times New Roman" w:hAnsi="Times New Roman"/>
+        </w:rPr>
+        <w:t>thanh</w:t>
+      </w:r>
+      <w:proofErr w:type="spellEnd"/>
+      <w:r>
+        <w:rPr>
+          <w:rFonts w:ascii="Times New Roman" w:hAnsi="Times New Roman"/>
+        </w:rPr>
+        <w:t xml:space="preserve"> </w:t>
+      </w:r>
+      <w:proofErr w:type="spellStart"/>
+      <w:r>
+        <w:rPr>
+          <w:rFonts w:ascii="Times New Roman" w:hAnsi="Times New Roman"/>
+        </w:rPr>
+        <w:t>lý</w:t>
+      </w:r>
+      <w:proofErr w:type="spellEnd"/>
+      <w:r>
+        <w:rPr>
+          <w:rFonts w:ascii="Times New Roman" w:hAnsi="Times New Roman"/>
+        </w:rPr>
+        <w:t xml:space="preserve"> </w:t>
+      </w:r>
+      <w:proofErr w:type="spellStart"/>
+      <w:r>
+        <w:rPr>
+          <w:rFonts w:ascii="Times New Roman" w:hAnsi="Times New Roman"/>
+        </w:rPr>
+        <w:t>tài</w:t>
+      </w:r>
+      <w:proofErr w:type="spellEnd"/>
+      <w:r>
+        <w:rPr>
+          <w:rFonts w:ascii="Times New Roman" w:hAnsi="Times New Roman"/>
+        </w:rPr>
+        <w:t xml:space="preserve"> </w:t>
+      </w:r>
+      <w:proofErr w:type="spellStart"/>
+      <w:r>
+        <w:rPr>
+          <w:rFonts w:ascii="Times New Roman" w:hAnsi="Times New Roman"/>
+        </w:rPr>
+        <w:t>sản</w:t>
+      </w:r>
+      <w:proofErr w:type="spellEnd"/>
+      <w:r>
+        <w:rPr>
+          <w:rFonts w:ascii="Times New Roman" w:hAnsi="Times New Roman"/>
+        </w:rPr>
+        <w:t xml:space="preserve"> </w:t>
+      </w:r>
+      <w:proofErr w:type="spellStart"/>
+      <w:r>
+        <w:rPr>
+          <w:rFonts w:ascii="Times New Roman" w:hAnsi="Times New Roman"/>
+        </w:rPr>
+        <w:t>và</w:t>
+      </w:r>
+      <w:proofErr w:type="spellEnd"/>
+      <w:r>
+        <w:rPr>
+          <w:rFonts w:ascii="Times New Roman" w:hAnsi="Times New Roman"/>
+        </w:rPr>
+        <w:t xml:space="preserve"> </w:t>
+      </w:r>
+      <w:proofErr w:type="spellStart"/>
+      <w:r>
+        <w:rPr>
+          <w:rFonts w:ascii="Times New Roman" w:hAnsi="Times New Roman"/>
+        </w:rPr>
+        <w:t>giải</w:t>
+      </w:r>
+      <w:proofErr w:type="spellEnd"/>
+      <w:r>
+        <w:rPr>
+          <w:rFonts w:ascii="Times New Roman" w:hAnsi="Times New Roman"/>
+        </w:rPr>
+        <w:t xml:space="preserve"> </w:t>
+      </w:r>
+      <w:proofErr w:type="spellStart"/>
+      <w:r>
+        <w:rPr>
+          <w:rFonts w:ascii="Times New Roman" w:hAnsi="Times New Roman"/>
+        </w:rPr>
+        <w:t>thể</w:t>
+      </w:r>
+      <w:proofErr w:type="spellEnd"/>
+      <w:r>
+        <w:rPr>
+          <w:rFonts w:ascii="Times New Roman" w:hAnsi="Times New Roman"/>
+        </w:rPr>
+        <w:t xml:space="preserve"> </w:t>
+      </w:r>
+      <w:proofErr w:type="spellStart"/>
+      <w:r>
+        <w:rPr>
+          <w:rFonts w:ascii="Times New Roman" w:hAnsi="Times New Roman"/>
+        </w:rPr>
+        <w:t>doanh</w:t>
+      </w:r>
+      <w:proofErr w:type="spellEnd"/>
+      <w:r>
+        <w:rPr>
+          <w:rFonts w:ascii="Times New Roman" w:hAnsi="Times New Roman"/>
+        </w:rPr>
+        <w:t xml:space="preserve"> </w:t>
+      </w:r>
+      <w:proofErr w:type="spellStart"/>
+      <w:r>
+        <w:rPr>
+          <w:rFonts w:ascii="Times New Roman" w:hAnsi="Times New Roman"/>
+        </w:rPr>
+        <w:t>nghiệp</w:t>
+      </w:r>
+      <w:proofErr w:type="spellEnd"/>
+    </w:p>
+    <w:p>
+      <w:pPr>
+        <w:spacing w:line="240" w:lineRule="auto"/>
+        <w:ind w:firstLine="360"/>
+        <w:rPr>
+          <w:sz w:val="26"/>
+          <w:szCs w:val="26"/>
+          <w:lang w:val="vi-VN"/>
+        </w:rPr>
+      </w:pPr>
+      <w:bookmarkStart w:id="8" w:name="_Hlk60645556"/>
+      <w:r>
+        <w:rPr>
+          <w:sz w:val="26"/>
+          <w:szCs w:val="26"/>
+          <w:lang w:val="vi-VN"/>
+        </w:rPr>
+        <w:t xml:space="preserve">Việc giải thể doanh nghiệp trong các trường hợp quy định </w:t>
+      </w:r>
+      <w:proofErr w:type="spellStart"/>
+      <w:r>
+        <w:rPr>
+          <w:sz w:val="26"/>
+          <w:szCs w:val="26"/>
+        </w:rPr>
+        <w:t>tại</w:t>
+      </w:r>
+      <w:proofErr w:type="spellEnd"/>
+      <w:r>
+        <w:rPr>
+          <w:color w:val="FF0000"/>
+          <w:sz w:val="26"/>
+          <w:szCs w:val="26"/>
+          <w:lang w:val="vi-VN"/>
+        </w:rPr>
+        <w:t xml:space="preserve"> </w:t>
+      </w:r>
+      <w:r>
+        <w:rPr>
+          <w:sz w:val="26"/>
+          <w:szCs w:val="26"/>
+          <w:lang w:val="vi-VN"/>
+        </w:rPr>
+        <w:t xml:space="preserve">khoản 1 Điều </w:t>
+      </w:r>
+      <w:r>
+        <w:rPr>
+          <w:sz w:val="26"/>
+          <w:szCs w:val="26"/>
+          <w:lang w:val="vi-VN"/>
+        </w:rPr>
+        <w:t>17</w:t>
+      </w:r>
+      <w:r>
+        <w:rPr>
+          <w:sz w:val="26"/>
+          <w:szCs w:val="26"/>
+          <w:lang w:val="vi-VN"/>
+        </w:rPr>
+        <w:t xml:space="preserve"> của Điều lệ này được thực hiện theo quy định sau đây:</w:t>
+      </w:r>
+    </w:p>
+    <w:p>
+      <w:pPr>
+        <w:spacing w:line="240" w:lineRule="auto"/>
+        <w:ind w:firstLine="360"/>
+        <w:rPr>
+          <w:sz w:val="26"/>
+          <w:szCs w:val="26"/>
+          <w:lang w:val="vi-VN"/>
+        </w:rPr>
+      </w:pPr>
+      <w:r>
+        <w:rPr>
+          <w:sz w:val="26"/>
+          <w:szCs w:val="26"/>
+          <w:lang w:val="vi-VN"/>
+        </w:rPr>
+        <w:t>1. Thông qua nghị quyết, quyết định giải thể doanh nghiệp. Nghị quyết, quyết định giải thể doanh nghiệp phải bao gồm các nội dung chủ yếu sau đây:</w:t>
+      </w:r>
+    </w:p>
+    <w:p>
+      <w:pPr>
+        <w:spacing w:line="240" w:lineRule="auto"/>
+        <w:ind w:firstLine="360"/>
+        <w:rPr>
+          <w:sz w:val="26"/>
+          <w:szCs w:val="26"/>
+          <w:lang w:val="vi-VN"/>
+        </w:rPr>
+      </w:pPr>
+      <w:r>
+        <w:rPr>
+          <w:sz w:val="26"/>
+          <w:szCs w:val="26"/>
+          <w:lang w:val="vi-VN"/>
+        </w:rPr>
+        <w:t>a) Tên, địa chỉ trụ sở chính của doanh nghiệp;</w:t>
+      </w:r>
+    </w:p>
+    <w:p>
+      <w:pPr>
+        <w:spacing w:line="240" w:lineRule="auto"/>
+        <w:ind w:firstLine="360"/>
+        <w:rPr>
+          <w:sz w:val="26"/>
+          <w:szCs w:val="26"/>
+          <w:lang w:val="vi-VN"/>
+        </w:rPr>
+      </w:pPr>
+      <w:r>
+        <w:rPr>
+          <w:sz w:val="26"/>
+          <w:szCs w:val="26"/>
+          <w:lang w:val="vi-VN"/>
+        </w:rPr>
+        <w:t>b) Lý do giải thể;</w:t>
+      </w:r>
+    </w:p>
+    <w:p>
+      <w:pPr>
+        <w:spacing w:line="240" w:lineRule="auto"/>
+        <w:ind w:firstLine="360"/>
+        <w:rPr>
+          <w:sz w:val="26"/>
+          <w:szCs w:val="26"/>
+          <w:lang w:val="vi-VN"/>
+        </w:rPr>
+      </w:pPr>
+      <w:r>
+        <w:rPr>
+          <w:sz w:val="26"/>
+          <w:szCs w:val="26"/>
+          <w:lang w:val="vi-VN"/>
+        </w:rPr>
+        <w:t>c) Thời hạn, thủ tục thanh lý hợp đồng và thanh toán các khoản nợ của doanh nghiệp;</w:t>
+      </w:r>
+    </w:p>
+    <w:p>
+      <w:pPr>
+        <w:spacing w:line="240" w:lineRule="auto"/>
+        <w:ind w:firstLine="360"/>
+        <w:rPr>
+          <w:sz w:val="26"/>
+          <w:szCs w:val="26"/>
+          <w:lang w:val="vi-VN"/>
+        </w:rPr>
+      </w:pPr>
+      <w:r>
+        <w:rPr>
+          <w:sz w:val="26"/>
+          <w:szCs w:val="26"/>
+          <w:lang w:val="vi-VN"/>
+        </w:rPr>
+        <w:t>d) Phương án xử lý các nghĩa vụ phát sinh từ hợp đồng lao động;</w:t>
+      </w:r>
+    </w:p>
+    <w:p>
+      <w:pPr>
+        <w:spacing w:line="240" w:lineRule="auto"/>
+        <w:ind w:firstLine="360"/>
+        <w:rPr>
+          <w:sz w:val="26"/>
+          <w:szCs w:val="26"/>
+          <w:lang w:val="vi-VN"/>
+        </w:rPr>
+      </w:pPr>
+      <w:r>
+        <w:rPr>
+          <w:sz w:val="26"/>
+          <w:szCs w:val="26"/>
+          <w:lang w:val="vi-VN"/>
+        </w:rPr>
+        <w:t>đ) Họ, tên, chữ ký của chủ sở hữu công ty</w:t>
+      </w:r>
+      <w:r>
+        <w:rPr>
+          <w:sz w:val="26"/>
+          <w:szCs w:val="26"/>
+          <w:lang w:val="vi-VN"/>
+        </w:rPr>
+        <w:t>.</w:t>
+      </w:r>
+    </w:p>
+    <w:p>
+      <w:pPr>
+        <w:spacing w:line="240" w:lineRule="auto"/>
+        <w:ind w:firstLine="360"/>
+        <w:rPr>
+          <w:sz w:val="26"/>
+          <w:szCs w:val="26"/>
+          <w:lang w:val="vi-VN"/>
+        </w:rPr>
+      </w:pPr>
+      <w:r>
+        <w:rPr>
+          <w:sz w:val="26"/>
+          <w:szCs w:val="26"/>
+          <w:lang w:val="vi-VN"/>
+        </w:rPr>
+        <w:t>2. Chủ sở hữu công ty trực tiếp tổ chức thanh lý tài sản doanh nghiệp;</w:t>
+      </w:r>
+    </w:p>
+    <w:p>
+      <w:pPr>
+        <w:spacing w:line="240" w:lineRule="auto"/>
+        <w:ind w:firstLine="360"/>
+        <w:rPr>
+          <w:sz w:val="26"/>
+          <w:szCs w:val="26"/>
+          <w:lang w:val="vi-VN"/>
+        </w:rPr>
+      </w:pPr>
+      <w:r>
+        <w:rPr>
+          <w:sz w:val="26"/>
+          <w:szCs w:val="26"/>
+          <w:lang w:val="vi-VN"/>
+        </w:rPr>
         <w:lastRenderedPageBreak/>
-        <w:t>Điều</w:t>
-      </w:r>
-      <w:proofErr w:type="spellEnd"/>
-      <w:r>
-        <w:rPr>
-          <w:rFonts w:ascii="Times New Roman" w:hAnsi="Times New Roman"/>
-        </w:rPr>
-        <w:t xml:space="preserve"> </w:t>
-      </w:r>
-      <w:r>
-        <w:rPr>
-          <w:rFonts w:ascii="Times New Roman" w:hAnsi="Times New Roman"/>
-        </w:rPr>
-        <w:t>17</w:t>
-      </w:r>
-      <w:r>
-        <w:rPr>
-          <w:rFonts w:ascii="Times New Roman" w:hAnsi="Times New Roman"/>
-        </w:rPr>
-        <w:t xml:space="preserve">. </w:t>
-      </w:r>
-      <w:bookmarkStart w:id="7" w:name="_Toc115580161"/>
-      <w:r>
-        <w:rPr>
-          <w:rFonts w:ascii="Times New Roman" w:hAnsi="Times New Roman"/>
-        </w:rPr>
-        <w:t xml:space="preserve">Các </w:t>
-      </w:r>
-      <w:proofErr w:type="spellStart"/>
-      <w:r>
-        <w:rPr>
-          <w:rFonts w:ascii="Times New Roman" w:hAnsi="Times New Roman"/>
-        </w:rPr>
-        <w:t>trường</w:t>
-      </w:r>
-      <w:proofErr w:type="spellEnd"/>
-      <w:r>
-        <w:rPr>
-          <w:rFonts w:ascii="Times New Roman" w:hAnsi="Times New Roman"/>
-        </w:rPr>
-        <w:t xml:space="preserve"> </w:t>
-      </w:r>
-      <w:proofErr w:type="spellStart"/>
-      <w:r>
-        <w:rPr>
-          <w:rFonts w:ascii="Times New Roman" w:hAnsi="Times New Roman"/>
-        </w:rPr>
-        <w:t>hợp</w:t>
-      </w:r>
-      <w:proofErr w:type="spellEnd"/>
-      <w:r>
-        <w:rPr>
-          <w:rFonts w:ascii="Times New Roman" w:hAnsi="Times New Roman"/>
-        </w:rPr>
-        <w:t xml:space="preserve"> </w:t>
-      </w:r>
-      <w:proofErr w:type="spellStart"/>
-      <w:r>
-        <w:rPr>
-          <w:rFonts w:ascii="Times New Roman" w:hAnsi="Times New Roman"/>
-        </w:rPr>
-        <w:t>và</w:t>
-      </w:r>
-      <w:proofErr w:type="spellEnd"/>
-      <w:r>
-        <w:rPr>
-          <w:rFonts w:ascii="Times New Roman" w:hAnsi="Times New Roman"/>
-        </w:rPr>
-        <w:t xml:space="preserve"> </w:t>
-      </w:r>
-      <w:proofErr w:type="spellStart"/>
-      <w:r>
-        <w:rPr>
-          <w:rFonts w:ascii="Times New Roman" w:hAnsi="Times New Roman"/>
-        </w:rPr>
-        <w:t>điều</w:t>
-      </w:r>
-      <w:proofErr w:type="spellEnd"/>
-      <w:r>
-        <w:rPr>
-          <w:rFonts w:ascii="Times New Roman" w:hAnsi="Times New Roman"/>
-        </w:rPr>
-        <w:t xml:space="preserve"> </w:t>
-      </w:r>
-      <w:proofErr w:type="spellStart"/>
-      <w:r>
-        <w:rPr>
-          <w:rFonts w:ascii="Times New Roman" w:hAnsi="Times New Roman"/>
-        </w:rPr>
-        <w:t>kiện</w:t>
-      </w:r>
-      <w:proofErr w:type="spellEnd"/>
-      <w:r>
-        <w:rPr>
-          <w:rFonts w:ascii="Times New Roman" w:hAnsi="Times New Roman"/>
-        </w:rPr>
-        <w:t xml:space="preserve"> </w:t>
-      </w:r>
-      <w:proofErr w:type="spellStart"/>
-      <w:r>
-        <w:rPr>
-          <w:rFonts w:ascii="Times New Roman" w:hAnsi="Times New Roman"/>
-        </w:rPr>
-        <w:t>giải</w:t>
-      </w:r>
-      <w:proofErr w:type="spellEnd"/>
-      <w:r>
-        <w:rPr>
-          <w:rFonts w:ascii="Times New Roman" w:hAnsi="Times New Roman"/>
-        </w:rPr>
-        <w:t xml:space="preserve"> </w:t>
-      </w:r>
-      <w:proofErr w:type="spellStart"/>
-      <w:r>
-        <w:rPr>
-          <w:rFonts w:ascii="Times New Roman" w:hAnsi="Times New Roman"/>
-        </w:rPr>
-        <w:t>thể</w:t>
-      </w:r>
-      <w:proofErr w:type="spellEnd"/>
-      <w:r>
-        <w:rPr>
-          <w:rFonts w:ascii="Times New Roman" w:hAnsi="Times New Roman"/>
-        </w:rPr>
-        <w:t xml:space="preserve"> </w:t>
-      </w:r>
-      <w:proofErr w:type="spellStart"/>
-      <w:r>
-        <w:rPr>
-          <w:rFonts w:ascii="Times New Roman" w:hAnsi="Times New Roman"/>
-        </w:rPr>
-        <w:t>doanh</w:t>
-      </w:r>
-      <w:proofErr w:type="spellEnd"/>
-      <w:r>
-        <w:rPr>
-          <w:rStyle w:val="apple-converted-space"/>
-          <w:rFonts w:ascii="Times New Roman" w:hAnsi="Times New Roman"/>
-          <w:lang w:val="vi-VN"/>
-        </w:rPr>
-        <w:t> </w:t>
-      </w:r>
-      <w:bookmarkEnd w:id="7"/>
-      <w:proofErr w:type="spellStart"/>
-      <w:r>
-        <w:rPr>
-          <w:rFonts w:ascii="Times New Roman" w:hAnsi="Times New Roman"/>
-        </w:rPr>
-        <w:t>nghiệp</w:t>
-      </w:r>
-      <w:proofErr w:type="spellEnd"/>
+        <w:t>3. Trong thời hạn 07 ngày làm việc kể từ ngày thông qua, quyết định giải thể phải được gửi đến Cơ quan đăng ký kinh doanh, cơ quan thuế, người lao động trong doanh nghiệp. Quyết định giải thể phải được đăng trên cổng thông tin quốc gia về đăng ký doanh nghiệp và được niêm yết công khai tại trụ sở chính, chi nhánh, văn phòng đại diện của doanh nghiệp. Trường hợp doanh nghiệp còn nghĩa vụ tài chính chưa thanh toán thì phải gửi kèm theo quyết định giải thể và phương án giải quyết nợ đến các chủ nợ, người có quyền, nghĩa vụ và lợi ích có liên quan. Phương án giải quyết nợ phải có tên, địa chỉ của chủ nợ; số nợ, thời hạn, địa điểm và phương thức thanh toán số nợ đó; cách thức và thời hạn giải quyết khiếu nại của chủ nợ;</w:t>
+      </w:r>
     </w:p>
     <w:p>
       <w:pPr>
@@ -13656,7 +15007,7 @@
           <w:szCs w:val="26"/>
           <w:lang w:val="vi-VN"/>
         </w:rPr>
-        <w:t>1. Công ty bị giải thể trong các trường hợp sau đây:</w:t>
+        <w:t>4. Các khoản nợ của doanh nghiệp được thanh toán theo thứ tự ưu tiên sau đây:</w:t>
       </w:r>
     </w:p>
     <w:p>
@@ -13675,7 +15026,7 @@
           <w:szCs w:val="26"/>
           <w:lang w:val="vi-VN"/>
         </w:rPr>
-        <w:t>a) Kết thúc thời hạn hoạt động đã ghi trong Điều lệ công ty mà không có quyết định gia hạn;</w:t>
+        <w:t>a) Các khoản nợ lương, trợ cấp thôi việc, bảo hiểm xã hội, bảo hiểm y tế, bảo hiểm thất nghiệp theo quy định của pháp luật và các quyền lợi khác của người lao động theo thỏa ước lao động tập thể và hợp đồng lao động đã ký kết;</w:t>
       </w:r>
     </w:p>
     <w:p>
@@ -13694,7 +15045,7 @@
           <w:szCs w:val="26"/>
           <w:lang w:val="vi-VN"/>
         </w:rPr>
-        <w:t>b) Theo nghị quyết, quyết định của Chủ sở hữu;</w:t>
+        <w:t>b) Nợ thuế;</w:t>
       </w:r>
     </w:p>
     <w:p>
@@ -13709,567 +15060,10 @@
       </w:pPr>
       <w:r>
         <w:rPr>
-          <w:spacing w:val="-2"/>
-          <w:sz w:val="26"/>
-          <w:szCs w:val="26"/>
-          <w:lang w:val="vi-VN"/>
-        </w:rPr>
-        <w:t>c) Bị thu hồi Giấy chứng nhận đăng ký doanh nghiệp, trừ trường hợp Luật Quản lý thuế có quy định khác.</w:t>
-      </w:r>
-    </w:p>
-    <w:p>
-      <w:pPr>
-        <w:spacing w:line="240" w:lineRule="auto"/>
-        <w:ind w:firstLine="360"/>
-        <w:rPr>
-          <w:sz w:val="26"/>
-          <w:szCs w:val="26"/>
-          <w:lang w:val="vi-VN"/>
-        </w:rPr>
-      </w:pPr>
-      <w:r>
-        <w:rPr>
-          <w:sz w:val="26"/>
-          <w:szCs w:val="26"/>
-          <w:lang w:val="vi-VN"/>
-        </w:rPr>
-        <w:t xml:space="preserve">2. Công ty chỉ được giải thể khi bảo đảm thanh toán hết các khoản nợ và nghĩa vụ tài sản khác và doanh nghiệp không trong quá trình giải quyết tranh chấp tại Tòa án hoặc cơ quan trọng tài. Người quản lý có liên quan và doanh nghiệp quy định tại điểm </w:t>
-      </w:r>
-      <w:r>
-        <w:rPr>
-          <w:sz w:val="26"/>
-          <w:szCs w:val="26"/>
-          <w:lang w:val="vi-VN"/>
-        </w:rPr>
-        <w:t>b</w:t>
-      </w:r>
-      <w:r>
-        <w:rPr>
-          <w:sz w:val="26"/>
-          <w:szCs w:val="26"/>
-          <w:lang w:val="vi-VN"/>
-        </w:rPr>
-        <w:t xml:space="preserve"> khoản 1 Điều này cùng liên đới chịu trách nhiệm về các khoản nợ của doanh nghiệp.</w:t>
-      </w:r>
-    </w:p>
-    <w:p>
-      <w:pPr>
-        <w:spacing w:line="240" w:lineRule="auto"/>
-        <w:ind w:firstLine="360"/>
-        <w:rPr>
-          <w:sz w:val="26"/>
-          <w:szCs w:val="26"/>
-          <w:lang w:val="vi-VN"/>
-        </w:rPr>
-      </w:pPr>
-    </w:p>
-    <w:p>
-      <w:pPr>
-        <w:pStyle w:val="Heading3"/>
-        <w:ind w:firstLine="360"/>
-        <w:rPr>
-          <w:rFonts w:ascii="Times New Roman" w:hAnsi="Times New Roman"/>
-        </w:rPr>
-      </w:pPr>
-      <w:proofErr w:type="spellStart"/>
-      <w:r>
-        <w:rPr>
-          <w:rFonts w:ascii="Times New Roman" w:hAnsi="Times New Roman"/>
-        </w:rPr>
-        <w:t>Điều</w:t>
-      </w:r>
-      <w:proofErr w:type="spellEnd"/>
-      <w:r>
-        <w:rPr>
-          <w:rFonts w:ascii="Times New Roman" w:hAnsi="Times New Roman"/>
-        </w:rPr>
-        <w:t xml:space="preserve"> </w:t>
-      </w:r>
-      <w:r>
-        <w:rPr>
-          <w:rFonts w:ascii="Times New Roman" w:hAnsi="Times New Roman"/>
-        </w:rPr>
-        <w:t>18</w:t>
-      </w:r>
-      <w:r>
-        <w:rPr>
-          <w:rFonts w:ascii="Times New Roman" w:hAnsi="Times New Roman"/>
-        </w:rPr>
-        <w:t xml:space="preserve">. </w:t>
-      </w:r>
-      <w:proofErr w:type="spellStart"/>
-      <w:r>
-        <w:rPr>
-          <w:rFonts w:ascii="Times New Roman" w:hAnsi="Times New Roman"/>
-        </w:rPr>
-        <w:t>Trình</w:t>
-      </w:r>
-      <w:proofErr w:type="spellEnd"/>
-      <w:r>
-        <w:rPr>
-          <w:rFonts w:ascii="Times New Roman" w:hAnsi="Times New Roman"/>
-        </w:rPr>
-        <w:t xml:space="preserve"> </w:t>
-      </w:r>
-      <w:proofErr w:type="spellStart"/>
-      <w:r>
-        <w:rPr>
-          <w:rFonts w:ascii="Times New Roman" w:hAnsi="Times New Roman"/>
-        </w:rPr>
-        <w:t>tự</w:t>
-      </w:r>
-      <w:proofErr w:type="spellEnd"/>
-      <w:r>
-        <w:rPr>
-          <w:rFonts w:ascii="Times New Roman" w:hAnsi="Times New Roman"/>
-        </w:rPr>
-        <w:t xml:space="preserve">, </w:t>
-      </w:r>
-      <w:proofErr w:type="spellStart"/>
-      <w:r>
-        <w:rPr>
-          <w:rFonts w:ascii="Times New Roman" w:hAnsi="Times New Roman"/>
-        </w:rPr>
-        <w:t>thủ</w:t>
-      </w:r>
-      <w:proofErr w:type="spellEnd"/>
-      <w:r>
-        <w:rPr>
-          <w:rFonts w:ascii="Times New Roman" w:hAnsi="Times New Roman"/>
-        </w:rPr>
-        <w:t xml:space="preserve"> </w:t>
-      </w:r>
-      <w:proofErr w:type="spellStart"/>
-      <w:r>
-        <w:rPr>
-          <w:rFonts w:ascii="Times New Roman" w:hAnsi="Times New Roman"/>
-        </w:rPr>
-        <w:t>tục</w:t>
-      </w:r>
-      <w:proofErr w:type="spellEnd"/>
-      <w:r>
-        <w:rPr>
-          <w:rFonts w:ascii="Times New Roman" w:hAnsi="Times New Roman"/>
-        </w:rPr>
-        <w:t xml:space="preserve"> </w:t>
-      </w:r>
-      <w:proofErr w:type="spellStart"/>
-      <w:r>
-        <w:rPr>
-          <w:rFonts w:ascii="Times New Roman" w:hAnsi="Times New Roman"/>
-        </w:rPr>
-        <w:t>thanh</w:t>
-      </w:r>
-      <w:proofErr w:type="spellEnd"/>
-      <w:r>
-        <w:rPr>
-          <w:rFonts w:ascii="Times New Roman" w:hAnsi="Times New Roman"/>
-        </w:rPr>
-        <w:t xml:space="preserve"> </w:t>
-      </w:r>
-      <w:proofErr w:type="spellStart"/>
-      <w:r>
-        <w:rPr>
-          <w:rFonts w:ascii="Times New Roman" w:hAnsi="Times New Roman"/>
-        </w:rPr>
-        <w:t>lý</w:t>
-      </w:r>
-      <w:proofErr w:type="spellEnd"/>
-      <w:r>
-        <w:rPr>
-          <w:rFonts w:ascii="Times New Roman" w:hAnsi="Times New Roman"/>
-        </w:rPr>
-        <w:t xml:space="preserve"> </w:t>
-      </w:r>
-      <w:proofErr w:type="spellStart"/>
-      <w:r>
-        <w:rPr>
-          <w:rFonts w:ascii="Times New Roman" w:hAnsi="Times New Roman"/>
-        </w:rPr>
-        <w:t>tài</w:t>
-      </w:r>
-      <w:proofErr w:type="spellEnd"/>
-      <w:r>
-        <w:rPr>
-          <w:rFonts w:ascii="Times New Roman" w:hAnsi="Times New Roman"/>
-        </w:rPr>
-        <w:t xml:space="preserve"> </w:t>
-      </w:r>
-      <w:proofErr w:type="spellStart"/>
-      <w:r>
-        <w:rPr>
-          <w:rFonts w:ascii="Times New Roman" w:hAnsi="Times New Roman"/>
-        </w:rPr>
-        <w:t>sản</w:t>
-      </w:r>
-      <w:proofErr w:type="spellEnd"/>
-      <w:r>
-        <w:rPr>
-          <w:rFonts w:ascii="Times New Roman" w:hAnsi="Times New Roman"/>
-        </w:rPr>
-        <w:t xml:space="preserve"> </w:t>
-      </w:r>
-      <w:proofErr w:type="spellStart"/>
-      <w:r>
-        <w:rPr>
-          <w:rFonts w:ascii="Times New Roman" w:hAnsi="Times New Roman"/>
-        </w:rPr>
-        <w:t>và</w:t>
-      </w:r>
-      <w:proofErr w:type="spellEnd"/>
-      <w:r>
-        <w:rPr>
-          <w:rFonts w:ascii="Times New Roman" w:hAnsi="Times New Roman"/>
-        </w:rPr>
-        <w:t xml:space="preserve"> </w:t>
-      </w:r>
-      <w:proofErr w:type="spellStart"/>
-      <w:r>
-        <w:rPr>
-          <w:rFonts w:ascii="Times New Roman" w:hAnsi="Times New Roman"/>
-        </w:rPr>
-        <w:t>giải</w:t>
-      </w:r>
-      <w:proofErr w:type="spellEnd"/>
-      <w:r>
-        <w:rPr>
-          <w:rFonts w:ascii="Times New Roman" w:hAnsi="Times New Roman"/>
-        </w:rPr>
-        <w:t xml:space="preserve"> </w:t>
-      </w:r>
-      <w:proofErr w:type="spellStart"/>
-      <w:r>
-        <w:rPr>
-          <w:rFonts w:ascii="Times New Roman" w:hAnsi="Times New Roman"/>
-        </w:rPr>
-        <w:t>thể</w:t>
-      </w:r>
-      <w:proofErr w:type="spellEnd"/>
-      <w:r>
-        <w:rPr>
-          <w:rFonts w:ascii="Times New Roman" w:hAnsi="Times New Roman"/>
-        </w:rPr>
-        <w:t xml:space="preserve"> </w:t>
-      </w:r>
-      <w:proofErr w:type="spellStart"/>
-      <w:r>
-        <w:rPr>
-          <w:rFonts w:ascii="Times New Roman" w:hAnsi="Times New Roman"/>
-        </w:rPr>
-        <w:t>doanh</w:t>
-      </w:r>
-      <w:proofErr w:type="spellEnd"/>
-      <w:r>
-        <w:rPr>
-          <w:rFonts w:ascii="Times New Roman" w:hAnsi="Times New Roman"/>
-        </w:rPr>
-        <w:t xml:space="preserve"> </w:t>
-      </w:r>
-      <w:proofErr w:type="spellStart"/>
-      <w:r>
-        <w:rPr>
-          <w:rFonts w:ascii="Times New Roman" w:hAnsi="Times New Roman"/>
-        </w:rPr>
-        <w:t>nghiệp</w:t>
-      </w:r>
-      <w:proofErr w:type="spellEnd"/>
-    </w:p>
-    <w:p>
-      <w:pPr>
-        <w:spacing w:line="240" w:lineRule="auto"/>
-        <w:ind w:firstLine="360"/>
-        <w:rPr>
-          <w:sz w:val="26"/>
-          <w:szCs w:val="26"/>
-          <w:lang w:val="vi-VN"/>
-        </w:rPr>
-      </w:pPr>
-      <w:bookmarkStart w:id="8" w:name="_Hlk60645556"/>
-      <w:r>
-        <w:rPr>
-          <w:sz w:val="26"/>
-          <w:szCs w:val="26"/>
-          <w:lang w:val="vi-VN"/>
-        </w:rPr>
-        <w:t xml:space="preserve">Việc giải thể doanh nghiệp trong các trường hợp quy định </w:t>
-      </w:r>
-      <w:proofErr w:type="spellStart"/>
-      <w:r>
-        <w:rPr>
-          <w:sz w:val="26"/>
-          <w:szCs w:val="26"/>
-        </w:rPr>
-        <w:t>tại</w:t>
-      </w:r>
-      <w:proofErr w:type="spellEnd"/>
-      <w:r>
-        <w:rPr>
-          <w:color w:val="FF0000"/>
-          <w:sz w:val="26"/>
-          <w:szCs w:val="26"/>
-          <w:lang w:val="vi-VN"/>
-        </w:rPr>
-        <w:t xml:space="preserve"> </w:t>
-      </w:r>
-      <w:r>
-        <w:rPr>
-          <w:sz w:val="26"/>
-          <w:szCs w:val="26"/>
-          <w:lang w:val="vi-VN"/>
-        </w:rPr>
-        <w:t xml:space="preserve">khoản 1 Điều </w:t>
-      </w:r>
-      <w:r>
-        <w:rPr>
-          <w:sz w:val="26"/>
-          <w:szCs w:val="26"/>
-          <w:lang w:val="vi-VN"/>
-        </w:rPr>
-        <w:t>17</w:t>
-      </w:r>
-      <w:r>
-        <w:rPr>
-          <w:sz w:val="26"/>
-          <w:szCs w:val="26"/>
-          <w:lang w:val="vi-VN"/>
-        </w:rPr>
-        <w:t xml:space="preserve"> của Điều lệ này được thực hiện theo quy định sau đây:</w:t>
-      </w:r>
-    </w:p>
-    <w:p>
-      <w:pPr>
-        <w:spacing w:line="240" w:lineRule="auto"/>
-        <w:ind w:firstLine="360"/>
-        <w:rPr>
-          <w:sz w:val="26"/>
-          <w:szCs w:val="26"/>
-          <w:lang w:val="vi-VN"/>
-        </w:rPr>
-      </w:pPr>
-      <w:r>
-        <w:rPr>
-          <w:sz w:val="26"/>
-          <w:szCs w:val="26"/>
-          <w:lang w:val="vi-VN"/>
-        </w:rPr>
-        <w:t>1. Thông qua nghị quyết, quyết định giải thể doanh nghiệp. Nghị quyết, quyết định giải thể doanh nghiệp phải bao gồm các nội dung chủ yếu sau đây:</w:t>
-      </w:r>
-    </w:p>
-    <w:p>
-      <w:pPr>
-        <w:spacing w:line="240" w:lineRule="auto"/>
-        <w:ind w:firstLine="360"/>
-        <w:rPr>
-          <w:sz w:val="26"/>
-          <w:szCs w:val="26"/>
-          <w:lang w:val="vi-VN"/>
-        </w:rPr>
-      </w:pPr>
-      <w:r>
-        <w:rPr>
-          <w:sz w:val="26"/>
-          <w:szCs w:val="26"/>
-          <w:lang w:val="vi-VN"/>
-        </w:rPr>
-        <w:t>a) Tên, địa chỉ trụ sở chính của doanh nghiệp;</w:t>
-      </w:r>
-    </w:p>
-    <w:p>
-      <w:pPr>
-        <w:spacing w:line="240" w:lineRule="auto"/>
-        <w:ind w:firstLine="360"/>
-        <w:rPr>
-          <w:sz w:val="26"/>
-          <w:szCs w:val="26"/>
-          <w:lang w:val="vi-VN"/>
-        </w:rPr>
-      </w:pPr>
-      <w:r>
-        <w:rPr>
-          <w:sz w:val="26"/>
-          <w:szCs w:val="26"/>
-          <w:lang w:val="vi-VN"/>
-        </w:rPr>
-        <w:t>b) Lý do giải thể;</w:t>
-      </w:r>
-    </w:p>
-    <w:p>
-      <w:pPr>
-        <w:spacing w:line="240" w:lineRule="auto"/>
-        <w:ind w:firstLine="360"/>
-        <w:rPr>
-          <w:sz w:val="26"/>
-          <w:szCs w:val="26"/>
-          <w:lang w:val="vi-VN"/>
-        </w:rPr>
-      </w:pPr>
-      <w:r>
-        <w:rPr>
-          <w:sz w:val="26"/>
-          <w:szCs w:val="26"/>
-          <w:lang w:val="vi-VN"/>
-        </w:rPr>
-        <w:t>c) Thời hạn, thủ tục thanh lý hợp đồng và thanh toán các khoản nợ của doanh nghiệp;</w:t>
-      </w:r>
-    </w:p>
-    <w:p>
-      <w:pPr>
-        <w:spacing w:line="240" w:lineRule="auto"/>
-        <w:ind w:firstLine="360"/>
-        <w:rPr>
-          <w:sz w:val="26"/>
-          <w:szCs w:val="26"/>
-          <w:lang w:val="vi-VN"/>
-        </w:rPr>
-      </w:pPr>
-      <w:r>
-        <w:rPr>
-          <w:sz w:val="26"/>
-          <w:szCs w:val="26"/>
-          <w:lang w:val="vi-VN"/>
-        </w:rPr>
-        <w:t>d) Phương án xử lý các nghĩa vụ phát sinh từ hợp đồng lao động;</w:t>
-      </w:r>
-    </w:p>
-    <w:p>
-      <w:pPr>
-        <w:spacing w:line="240" w:lineRule="auto"/>
-        <w:ind w:firstLine="360"/>
-        <w:rPr>
-          <w:sz w:val="26"/>
-          <w:szCs w:val="26"/>
-          <w:lang w:val="vi-VN"/>
-        </w:rPr>
-      </w:pPr>
-      <w:r>
-        <w:rPr>
-          <w:sz w:val="26"/>
-          <w:szCs w:val="26"/>
-          <w:lang w:val="vi-VN"/>
-        </w:rPr>
-        <w:t>đ) Họ, tên, chữ ký của chủ sở hữu công ty</w:t>
-      </w:r>
-      <w:r>
-        <w:rPr>
-          <w:sz w:val="26"/>
-          <w:szCs w:val="26"/>
-          <w:lang w:val="vi-VN"/>
-        </w:rPr>
-        <w:t>.</w:t>
-      </w:r>
-    </w:p>
-    <w:p>
-      <w:pPr>
-        <w:spacing w:line="240" w:lineRule="auto"/>
-        <w:ind w:firstLine="360"/>
-        <w:rPr>
-          <w:sz w:val="26"/>
-          <w:szCs w:val="26"/>
-          <w:lang w:val="vi-VN"/>
-        </w:rPr>
-      </w:pPr>
-      <w:r>
-        <w:rPr>
-          <w:sz w:val="26"/>
-          <w:szCs w:val="26"/>
-          <w:lang w:val="vi-VN"/>
-        </w:rPr>
-        <w:t>2. Chủ sở hữu công ty trực tiếp tổ chức thanh lý tài sản doanh nghiệp;</w:t>
-      </w:r>
-    </w:p>
-    <w:p>
-      <w:pPr>
-        <w:spacing w:line="240" w:lineRule="auto"/>
-        <w:ind w:firstLine="360"/>
-        <w:rPr>
-          <w:sz w:val="26"/>
-          <w:szCs w:val="26"/>
-          <w:lang w:val="vi-VN"/>
-        </w:rPr>
-      </w:pPr>
-      <w:r>
-        <w:rPr>
-          <w:sz w:val="26"/>
-          <w:szCs w:val="26"/>
-          <w:lang w:val="vi-VN"/>
-        </w:rPr>
-        <w:t>3. Trong thời hạn 07 ngày làm việc kể từ ngày thông qua, quyết định giải thể phải được gửi đến Cơ quan đăng ký kinh doanh, cơ quan thuế, người lao động trong doanh nghiệp. Quyết định giải thể phải được đăng trên cổng thông tin quốc gia về đăng ký doanh nghiệp và được niêm yết công khai tại trụ sở chính, chi nhánh, văn phòng đại diện của doanh nghiệp. Trường hợp doanh nghiệp còn nghĩa vụ tài chính chưa thanh toán thì phải gửi kèm theo quyết định giải thể và phương án giải quyết nợ đến các chủ nợ, người có quyền, nghĩa vụ và lợi ích có liên quan. Phương án giải quyết nợ phải có tên, địa chỉ của chủ nợ; số nợ, thời hạn, địa điểm và phương thức thanh toán số nợ đó; cách thức và thời hạn giải quyết khiếu nại của chủ nợ;</w:t>
-      </w:r>
-    </w:p>
-    <w:p>
-      <w:pPr>
-        <w:spacing w:line="240" w:lineRule="auto"/>
-        <w:ind w:firstLine="360"/>
-        <w:rPr>
-          <w:sz w:val="26"/>
-          <w:szCs w:val="26"/>
-          <w:lang w:val="vi-VN"/>
-        </w:rPr>
-      </w:pPr>
-      <w:r>
-        <w:rPr>
-          <w:sz w:val="26"/>
-          <w:szCs w:val="26"/>
-          <w:lang w:val="vi-VN"/>
-        </w:rPr>
-        <w:t>4. Các khoản nợ của doanh nghiệp được thanh toán theo thứ tự ưu tiên sau đây:</w:t>
-      </w:r>
-    </w:p>
-    <w:p>
-      <w:pPr>
-        <w:spacing w:line="240" w:lineRule="auto"/>
-        <w:ind w:firstLine="360"/>
-        <w:rPr>
-          <w:sz w:val="26"/>
-          <w:szCs w:val="26"/>
-          <w:lang w:val="vi-VN"/>
-        </w:rPr>
-      </w:pPr>
-      <w:r>
-        <w:rPr>
-          <w:sz w:val="26"/>
-          <w:szCs w:val="26"/>
-          <w:lang w:val="vi-VN"/>
-        </w:rPr>
-        <w:t>a) Các khoản nợ lương, trợ cấp thôi việc, bảo hiểm xã hội, bảo hiểm y tế, bảo hiểm thất nghiệp theo quy định của pháp luật và các quyền lợi khác của người lao động theo thỏa ước lao động tập thể và hợp đồng lao động đã ký kết;</w:t>
-      </w:r>
-    </w:p>
-    <w:p>
-      <w:pPr>
-        <w:spacing w:line="240" w:lineRule="auto"/>
-        <w:ind w:firstLine="360"/>
-        <w:rPr>
-          <w:sz w:val="26"/>
-          <w:szCs w:val="26"/>
-          <w:lang w:val="vi-VN"/>
-        </w:rPr>
-      </w:pPr>
-      <w:r>
-        <w:rPr>
-          <w:sz w:val="26"/>
-          <w:szCs w:val="26"/>
-          <w:lang w:val="vi-VN"/>
-        </w:rPr>
-        <w:t>b) Nợ thuế;</w:t>
-      </w:r>
-    </w:p>
-    <w:p>
-      <w:pPr>
-        <w:spacing w:line="240" w:lineRule="auto"/>
-        <w:ind w:firstLine="360"/>
-        <w:rPr>
-          <w:sz w:val="26"/>
-          <w:szCs w:val="26"/>
-          <w:lang w:val="vi-VN"/>
-        </w:rPr>
-      </w:pPr>
-      <w:r>
-        <w:rPr>
-          <w:sz w:val="26"/>
-          <w:szCs w:val="26"/>
-          <w:lang w:val="vi-VN"/>
-        </w:rPr>
-        <w:lastRenderedPageBreak/>
+          <w:sz w:val="26"/>
+          <w:szCs w:val="26"/>
+          <w:lang w:val="vi-VN"/>
+        </w:rPr>
         <w:t>c) Các khoản nợ khác;</w:t>
       </w:r>
     </w:p>
@@ -15376,6 +16170,8 @@
       <w:proofErr w:type="spellStart"/>
       <w:r>
         <w:rPr>
+          <w:iCs/>
+          <w:color w:val="000000" w:themeColor="text1"/>
           <w:sz w:val="26"/>
           <w:szCs w:val="26"/>
         </w:rPr>
@@ -15384,28 +16180,18 @@
       <w:proofErr w:type="spellEnd"/>
       <w:r>
         <w:rPr>
-          <w:sz w:val="26"/>
-          <w:szCs w:val="26"/>
-        </w:rPr>
-        <w:t xml:space="preserve"> </w:t>
-      </w:r>
-      <w:r>
-        <w:rPr>
-          <w:sz w:val="26"/>
-          <w:szCs w:val="26"/>
-        </w:rPr>
-        <w:t>13</w:t>
-      </w:r>
-      <w:r>
-        <w:rPr>
-          <w:sz w:val="26"/>
-          <w:szCs w:val="26"/>
-        </w:rPr>
-        <w:t xml:space="preserve"> </w:t>
-      </w:r>
-      <w:proofErr w:type="spellStart"/>
-      <w:r>
-        <w:rPr>
+          <w:iCs/>
+          <w:color w:val="000000" w:themeColor="text1"/>
+          <w:sz w:val="26"/>
+          <w:szCs w:val="26"/>
+        </w:rPr>
+        <w:t xml:space="preserve"> 13 </w:t>
+      </w:r>
+      <w:proofErr w:type="spellStart"/>
+      <w:r>
+        <w:rPr>
+          <w:iCs/>
+          <w:color w:val="000000" w:themeColor="text1"/>
           <w:sz w:val="26"/>
           <w:szCs w:val="26"/>
         </w:rPr>
@@ -15414,28 +16200,18 @@
       <w:proofErr w:type="spellEnd"/>
       <w:r>
         <w:rPr>
-          <w:sz w:val="26"/>
-          <w:szCs w:val="26"/>
-        </w:rPr>
-        <w:t xml:space="preserve"> </w:t>
-      </w:r>
-      <w:r>
-        <w:rPr>
-          <w:sz w:val="26"/>
-          <w:szCs w:val="26"/>
-        </w:rPr>
-        <w:t>6</w:t>
-      </w:r>
-      <w:r>
-        <w:rPr>
-          <w:sz w:val="26"/>
-          <w:szCs w:val="26"/>
-        </w:rPr>
-        <w:t xml:space="preserve"> </w:t>
-      </w:r>
-      <w:proofErr w:type="spellStart"/>
-      <w:r>
-        <w:rPr>
+          <w:iCs/>
+          <w:color w:val="000000" w:themeColor="text1"/>
+          <w:sz w:val="26"/>
+          <w:szCs w:val="26"/>
+        </w:rPr>
+        <w:t xml:space="preserve"> 6 </w:t>
+      </w:r>
+      <w:proofErr w:type="spellStart"/>
+      <w:r>
+        <w:rPr>
+          <w:iCs/>
+          <w:color w:val="000000" w:themeColor="text1"/>
           <w:sz w:val="26"/>
           <w:szCs w:val="26"/>
         </w:rPr>
@@ -15444,17 +16220,12 @@
       <w:proofErr w:type="spellEnd"/>
       <w:r>
         <w:rPr>
-          <w:sz w:val="26"/>
-          <w:szCs w:val="26"/>
-        </w:rPr>
-        <w:t xml:space="preserve"> </w:t>
-      </w:r>
-      <w:r>
-        <w:rPr>
-          <w:sz w:val="26"/>
-          <w:szCs w:val="26"/>
-        </w:rPr>
-        <w:t>2026</w:t>
+          <w:iCs/>
+          <w:color w:val="000000" w:themeColor="text1"/>
+          <w:sz w:val="26"/>
+          <w:szCs w:val="26"/>
+        </w:rPr>
+        <w:t xml:space="preserve"> 2026</w:t>
       </w:r>
       <w:r>
         <w:rPr>
@@ -17243,13 +18014,13 @@
       </w:rPr>
     </w:lvl>
   </w:abstractNum>
-  <w:num w:numId="1" w16cid:durableId="198511687">
+  <w:num w:numId="1" w16cid:durableId="1816491164">
     <w:abstractNumId w:val="1"/>
   </w:num>
-  <w:num w:numId="2" w16cid:durableId="1109852478">
+  <w:num w:numId="2" w16cid:durableId="1408571554">
     <w:abstractNumId w:val="2"/>
   </w:num>
-  <w:num w:numId="3" w16cid:durableId="1876382976">
+  <w:num w:numId="3" w16cid:durableId="98642319">
     <w:abstractNumId w:val="5"/>
     <w:lvlOverride w:ilvl="0">
       <w:startOverride w:val="1"/>
@@ -17279,7 +18050,7 @@
       <w:startOverride w:val="1"/>
     </w:lvlOverride>
   </w:num>
-  <w:num w:numId="4" w16cid:durableId="653753364">
+  <w:num w:numId="4" w16cid:durableId="269051842">
     <w:abstractNumId w:val="10"/>
     <w:lvlOverride w:ilvl="0"/>
     <w:lvlOverride w:ilvl="1">
@@ -17293,7 +18064,7 @@
     <w:lvlOverride w:ilvl="7"/>
     <w:lvlOverride w:ilvl="8"/>
   </w:num>
-  <w:num w:numId="5" w16cid:durableId="1730225406">
+  <w:num w:numId="5" w16cid:durableId="2046560650">
     <w:abstractNumId w:val="3"/>
     <w:lvlOverride w:ilvl="0">
       <w:startOverride w:val="1"/>
@@ -17323,7 +18094,7 @@
       <w:startOverride w:val="1"/>
     </w:lvlOverride>
   </w:num>
-  <w:num w:numId="6" w16cid:durableId="259413904">
+  <w:num w:numId="6" w16cid:durableId="1199313274">
     <w:abstractNumId w:val="7"/>
     <w:lvlOverride w:ilvl="0">
       <w:startOverride w:val="1"/>
@@ -17353,7 +18124,7 @@
       <w:startOverride w:val="1"/>
     </w:lvlOverride>
   </w:num>
-  <w:num w:numId="7" w16cid:durableId="41489913">
+  <w:num w:numId="7" w16cid:durableId="1309825046">
     <w:abstractNumId w:val="9"/>
     <w:lvlOverride w:ilvl="0">
       <w:startOverride w:val="1"/>
@@ -17383,7 +18154,7 @@
       <w:startOverride w:val="1"/>
     </w:lvlOverride>
   </w:num>
-  <w:num w:numId="8" w16cid:durableId="823475569">
+  <w:num w:numId="8" w16cid:durableId="119692085">
     <w:abstractNumId w:val="0"/>
     <w:lvlOverride w:ilvl="0">
       <w:startOverride w:val="1"/>
@@ -17413,7 +18184,7 @@
       <w:startOverride w:val="1"/>
     </w:lvlOverride>
   </w:num>
-  <w:num w:numId="9" w16cid:durableId="1039739215">
+  <w:num w:numId="9" w16cid:durableId="1213662901">
     <w:abstractNumId w:val="6"/>
     <w:lvlOverride w:ilvl="0">
       <w:startOverride w:val="1"/>
@@ -17443,10 +18214,10 @@
       <w:startOverride w:val="1"/>
     </w:lvlOverride>
   </w:num>
-  <w:num w:numId="10" w16cid:durableId="1532257208">
+  <w:num w:numId="10" w16cid:durableId="241990831">
     <w:abstractNumId w:val="8"/>
   </w:num>
-  <w:num w:numId="11" w16cid:durableId="1577932151">
+  <w:num w:numId="11" w16cid:durableId="724567752">
     <w:abstractNumId w:val="4"/>
   </w:num>
 </w:numbering>

--- a/CÔNG TY TNHH MTV TIẾN VÂN/TienVan_ThanhLapMoi/Điều lệ công ty_DA_DIEN.docx
+++ b/CÔNG TY TNHH MTV TIẾN VÂN/TienVan_ThanhLapMoi/Điều lệ công ty_DA_DIEN.docx
@@ -225,7 +225,7 @@
           <w:sz w:val="26"/>
           <w:szCs w:val="26"/>
         </w:rPr>
-        <w:t>CÔNG TY TNHH MTV TIẾN VÂN</w:t>
+        <w:t>CÔNG TY TNHH THƯƠNG MẠI VÀ DỊCH VỤ TIẾN VÂN</w:t>
       </w:r>
     </w:p>
     <w:p>
@@ -642,7 +642,7 @@
           <w:sz w:val="26"/>
           <w:szCs w:val="26"/>
         </w:rPr>
-        <w:t>CÔNG TY TNHH MTV TIẾN VÂN</w:t>
+        <w:t>CÔNG TY TNHH THƯƠNG MẠI VÀ DỊCH VỤ TIẾN VÂN</w:t>
       </w:r>
       <w:r>
         <w:rPr>
@@ -666,7 +666,7 @@
           <w:sz w:val="26"/>
           <w:szCs w:val="26"/>
         </w:rPr>
-        <w:t>CÔNG TY TNHH MTV TIẾN VÂN</w:t>
+        <w:t>CÔNG TY TNHH THƯƠNG MẠI VÀ DỊCH VỤ TIẾN VÂN</w:t>
       </w:r>
       <w:r>
         <w:rPr>
@@ -1042,6 +1042,7 @@
         <w:rPr>
           <w:rFonts w:ascii="Times New Roman" w:hAnsi="Times New Roman"/>
         </w:rPr>
+        <w:lastRenderedPageBreak/>
         <w:t>Điều</w:t>
       </w:r>
       <w:proofErr w:type="spellEnd"/>
@@ -1191,7 +1192,7 @@
           <w:sz w:val="26"/>
           <w:szCs w:val="26"/>
         </w:rPr>
-        <w:t>CÔNG TY TNHH MTV TIẾN VÂN</w:t>
+        <w:t>CÔNG TY TNHH THƯƠNG MẠI VÀ DỊCH VỤ TIẾN VÂN</w:t>
       </w:r>
     </w:p>
     <w:tbl>
@@ -1248,7 +1249,6 @@
                 <w:szCs w:val="26"/>
                 <w:lang w:eastAsia="zh-CN"/>
               </w:rPr>
-              <w:lastRenderedPageBreak/>
               <w:t>Tên</w:t>
             </w:r>
             <w:proofErr w:type="spellEnd"/>
@@ -2649,7 +2649,7 @@
         </w:trPr>
         <w:tc>
           <w:tcPr>
-            <w:tcW w:w="754" w:type="dxa"/>
+            <w:tcW w:w="741" w:type="dxa"/>
             <w:shd w:val="clear" w:color="auto" w:fill="D9D9D9"/>
             <w:vAlign w:val="center"/>
           </w:tcPr>
@@ -2673,7 +2673,7 @@
         </w:tc>
         <w:tc>
           <w:tcPr>
-            <w:tcW w:w="1195" w:type="dxa"/>
+            <w:tcW w:w="1147" w:type="dxa"/>
             <w:shd w:val="clear" w:color="auto" w:fill="D9D9D9"/>
             <w:vAlign w:val="center"/>
           </w:tcPr>
@@ -2717,7 +2717,7 @@
         </w:tc>
         <w:tc>
           <w:tcPr>
-            <w:tcW w:w="5892" w:type="dxa"/>
+            <w:tcW w:w="5126" w:type="dxa"/>
             <w:shd w:val="clear" w:color="auto" w:fill="D9D9D9"/>
             <w:vAlign w:val="center"/>
           </w:tcPr>
@@ -2805,7 +2805,7 @@
         </w:tc>
         <w:tc>
           <w:tcPr>
-            <w:tcW w:w="1787" w:type="dxa"/>
+            <w:tcW w:w="1645" w:type="dxa"/>
             <w:shd w:val="clear" w:color="auto" w:fill="D9D9D9"/>
             <w:vAlign w:val="center"/>
           </w:tcPr>
@@ -2854,7 +2854,7 @@
         </w:trPr>
         <w:tc>
           <w:tcPr>
-            <w:tcW w:w="754" w:type="dxa"/>
+            <w:tcW w:w="741" w:type="dxa"/>
           </w:tcPr>
           <w:p>
             <w:pPr>
@@ -2869,7 +2869,7 @@
         </w:tc>
         <w:tc>
           <w:tcPr>
-            <w:tcW w:w="1195" w:type="dxa"/>
+            <w:tcW w:w="1147" w:type="dxa"/>
           </w:tcPr>
           <w:p>
             <w:pPr>
@@ -2884,7 +2884,7 @@
         </w:tc>
         <w:tc>
           <w:tcPr>
-            <w:tcW w:w="5892" w:type="dxa"/>
+            <w:tcW w:w="5126" w:type="dxa"/>
           </w:tcPr>
           <w:p>
             <w:pPr>
@@ -2935,7 +2935,7 @@
         </w:tc>
         <w:tc>
           <w:tcPr>
-            <w:tcW w:w="1787" w:type="dxa"/>
+            <w:tcW w:w="1645" w:type="dxa"/>
             <w:vAlign w:val="center"/>
           </w:tcPr>
           <w:p>
@@ -2951,7 +2951,7 @@
         </w:trPr>
         <w:tc>
           <w:tcPr>
-            <w:tcW w:w="754" w:type="dxa"/>
+            <w:tcW w:w="741" w:type="dxa"/>
           </w:tcPr>
           <w:p>
             <w:pPr>
@@ -2966,7 +2966,7 @@
         </w:tc>
         <w:tc>
           <w:tcPr>
-            <w:tcW w:w="1195" w:type="dxa"/>
+            <w:tcW w:w="1147" w:type="dxa"/>
           </w:tcPr>
           <w:p>
             <w:pPr>
@@ -2981,7 +2981,7 @@
         </w:tc>
         <w:tc>
           <w:tcPr>
-            <w:tcW w:w="5892" w:type="dxa"/>
+            <w:tcW w:w="5126" w:type="dxa"/>
           </w:tcPr>
           <w:p>
             <w:pPr>
@@ -3027,7 +3027,7 @@
         </w:tc>
         <w:tc>
           <w:tcPr>
-            <w:tcW w:w="1787" w:type="dxa"/>
+            <w:tcW w:w="1645" w:type="dxa"/>
             <w:vAlign w:val="center"/>
           </w:tcPr>
           <w:p/>
@@ -3039,7 +3039,7 @@
         </w:trPr>
         <w:tc>
           <w:tcPr>
-            <w:tcW w:w="754" w:type="dxa"/>
+            <w:tcW w:w="741" w:type="dxa"/>
           </w:tcPr>
           <w:p>
             <w:pPr>
@@ -3054,7 +3054,7 @@
         </w:tc>
         <w:tc>
           <w:tcPr>
-            <w:tcW w:w="1195" w:type="dxa"/>
+            <w:tcW w:w="1147" w:type="dxa"/>
           </w:tcPr>
           <w:p>
             <w:pPr>
@@ -3069,7 +3069,7 @@
         </w:tc>
         <w:tc>
           <w:tcPr>
-            <w:tcW w:w="5892" w:type="dxa"/>
+            <w:tcW w:w="5126" w:type="dxa"/>
           </w:tcPr>
           <w:p>
             <w:pPr>
@@ -3107,7 +3107,7 @@
         </w:tc>
         <w:tc>
           <w:tcPr>
-            <w:tcW w:w="1787" w:type="dxa"/>
+            <w:tcW w:w="1645" w:type="dxa"/>
             <w:vAlign w:val="center"/>
           </w:tcPr>
           <w:p/>
@@ -3119,7 +3119,7 @@
         </w:trPr>
         <w:tc>
           <w:tcPr>
-            <w:tcW w:w="754" w:type="dxa"/>
+            <w:tcW w:w="741" w:type="dxa"/>
           </w:tcPr>
           <w:p>
             <w:pPr>
@@ -3134,7 +3134,7 @@
         </w:tc>
         <w:tc>
           <w:tcPr>
-            <w:tcW w:w="1195" w:type="dxa"/>
+            <w:tcW w:w="1147" w:type="dxa"/>
           </w:tcPr>
           <w:p>
             <w:pPr>
@@ -3149,7 +3149,7 @@
         </w:tc>
         <w:tc>
           <w:tcPr>
-            <w:tcW w:w="5892" w:type="dxa"/>
+            <w:tcW w:w="5126" w:type="dxa"/>
           </w:tcPr>
           <w:p>
             <w:pPr>
@@ -3187,7 +3187,7 @@
         </w:tc>
         <w:tc>
           <w:tcPr>
-            <w:tcW w:w="1787" w:type="dxa"/>
+            <w:tcW w:w="1645" w:type="dxa"/>
             <w:vAlign w:val="center"/>
           </w:tcPr>
           <w:p/>
@@ -3199,7 +3199,7 @@
         </w:trPr>
         <w:tc>
           <w:tcPr>
-            <w:tcW w:w="754" w:type="dxa"/>
+            <w:tcW w:w="741" w:type="dxa"/>
           </w:tcPr>
           <w:p>
             <w:pPr>
@@ -3214,7 +3214,7 @@
         </w:tc>
         <w:tc>
           <w:tcPr>
-            <w:tcW w:w="1195" w:type="dxa"/>
+            <w:tcW w:w="1147" w:type="dxa"/>
           </w:tcPr>
           <w:p>
             <w:pPr>
@@ -3229,7 +3229,7 @@
         </w:tc>
         <w:tc>
           <w:tcPr>
-            <w:tcW w:w="5892" w:type="dxa"/>
+            <w:tcW w:w="5126" w:type="dxa"/>
           </w:tcPr>
           <w:p>
             <w:pPr>
@@ -3336,175 +3336,7 @@
         </w:tc>
         <w:tc>
           <w:tcPr>
-            <w:tcW w:w="1787" w:type="dxa"/>
-            <w:vAlign w:val="center"/>
-          </w:tcPr>
-          <w:p/>
-        </w:tc>
-      </w:tr>
-      <w:tr>
-        <w:trPr>
-          <w:jc w:val="center"/>
-        </w:trPr>
-        <w:tc>
-          <w:tcPr>
-            <w:tcW w:w="754" w:type="dxa"/>
-          </w:tcPr>
-          <w:p>
-            <w:pPr>
-              <w:rPr>
-                <w:rFonts w:ascii="Times New Roman" w:hAnsi="Times New Roman"/>
-              </w:rPr>
-            </w:pPr>
-            <w:r>
-              <w:t>6</w:t>
-            </w:r>
-          </w:p>
-        </w:tc>
-        <w:tc>
-          <w:tcPr>
-            <w:tcW w:w="1195" w:type="dxa"/>
-          </w:tcPr>
-          <w:p>
-            <w:pPr>
-              <w:rPr>
-                <w:rFonts w:ascii="Times New Roman" w:hAnsi="Times New Roman"/>
-              </w:rPr>
-            </w:pPr>
-            <w:r>
-              <w:t>4620</w:t>
-            </w:r>
-          </w:p>
-        </w:tc>
-        <w:tc>
-          <w:tcPr>
-            <w:tcW w:w="5892" w:type="dxa"/>
-          </w:tcPr>
-          <w:p>
-            <w:pPr>
-              <w:rPr>
-                <w:rFonts w:ascii="Times New Roman" w:hAnsi="Times New Roman"/>
-                <w:sz w:val="26"/>
-                <w:szCs w:val="26"/>
-              </w:rPr>
-            </w:pPr>
-            <w:r>
-              <w:t xml:space="preserve">Bán </w:t>
-            </w:r>
-            <w:proofErr w:type="spellStart"/>
-            <w:r>
-              <w:t>buôn</w:t>
-            </w:r>
-            <w:proofErr w:type="spellEnd"/>
-            <w:r>
-              <w:t xml:space="preserve"> </w:t>
-            </w:r>
-            <w:proofErr w:type="spellStart"/>
-            <w:r>
-              <w:t>nông</w:t>
-            </w:r>
-            <w:proofErr w:type="spellEnd"/>
-            <w:r>
-              <w:t xml:space="preserve">, </w:t>
-            </w:r>
-            <w:proofErr w:type="spellStart"/>
-            <w:r>
-              <w:t>lâm</w:t>
-            </w:r>
-            <w:proofErr w:type="spellEnd"/>
-            <w:r>
-              <w:t xml:space="preserve"> </w:t>
-            </w:r>
-            <w:proofErr w:type="spellStart"/>
-            <w:r>
-              <w:t>sản</w:t>
-            </w:r>
-            <w:proofErr w:type="spellEnd"/>
-            <w:r>
-              <w:t xml:space="preserve"> </w:t>
-            </w:r>
-            <w:proofErr w:type="spellStart"/>
-            <w:r>
-              <w:t>nguyên</w:t>
-            </w:r>
-            <w:proofErr w:type="spellEnd"/>
-            <w:r>
-              <w:t xml:space="preserve"> </w:t>
-            </w:r>
-            <w:proofErr w:type="spellStart"/>
-            <w:r>
-              <w:t>liệu</w:t>
-            </w:r>
-            <w:proofErr w:type="spellEnd"/>
-            <w:r>
-              <w:t xml:space="preserve"> (</w:t>
-            </w:r>
-            <w:proofErr w:type="spellStart"/>
-            <w:r>
-              <w:t>trừ</w:t>
-            </w:r>
-            <w:proofErr w:type="spellEnd"/>
-            <w:r>
-              <w:t xml:space="preserve"> </w:t>
-            </w:r>
-            <w:proofErr w:type="spellStart"/>
-            <w:r>
-              <w:t>gỗ</w:t>
-            </w:r>
-            <w:proofErr w:type="spellEnd"/>
-            <w:r>
-              <w:t xml:space="preserve">, </w:t>
-            </w:r>
-            <w:proofErr w:type="spellStart"/>
-            <w:r>
-              <w:t>tre</w:t>
-            </w:r>
-            <w:proofErr w:type="spellEnd"/>
-            <w:r>
-              <w:t xml:space="preserve">, </w:t>
-            </w:r>
-            <w:proofErr w:type="spellStart"/>
-            <w:r>
-              <w:t>nứa</w:t>
-            </w:r>
-            <w:proofErr w:type="spellEnd"/>
-            <w:r>
-              <w:t xml:space="preserve">) </w:t>
-            </w:r>
-            <w:proofErr w:type="spellStart"/>
-            <w:r>
-              <w:t>và</w:t>
-            </w:r>
-            <w:proofErr w:type="spellEnd"/>
-            <w:r>
-              <w:t xml:space="preserve"> </w:t>
-            </w:r>
-            <w:proofErr w:type="spellStart"/>
-            <w:r>
-              <w:t>động</w:t>
-            </w:r>
-            <w:proofErr w:type="spellEnd"/>
-            <w:r>
-              <w:t xml:space="preserve"> </w:t>
-            </w:r>
-            <w:proofErr w:type="spellStart"/>
-            <w:r>
-              <w:t>vật</w:t>
-            </w:r>
-            <w:proofErr w:type="spellEnd"/>
-            <w:r>
-              <w:t xml:space="preserve"> </w:t>
-            </w:r>
-            <w:proofErr w:type="spellStart"/>
-            <w:r>
-              <w:t>sống</w:t>
-            </w:r>
-            <w:proofErr w:type="spellEnd"/>
-          </w:p>
-        </w:tc>
-        <w:tc>
-          <w:tcPr>
-            <w:tcW w:w="1787" w:type="dxa"/>
+            <w:tcW w:w="1645" w:type="dxa"/>
             <w:vAlign w:val="center"/>
           </w:tcPr>
           <w:p/>
